--- a/Manuales/Manual_Tecnico_[WIP].docx
+++ b/Manuales/Manual_Tecnico_[WIP].docx
@@ -54,7 +54,16 @@
           <w:sz w:val="40"/>
           <w:szCs w:val="40"/>
         </w:rPr>
-        <w:t xml:space="preserve"> #1</w:t>
+        <w:t xml:space="preserve"> #</w:t>
+      </w:r>
+      <w:r>
+        <w:rPr>
+          <w:rFonts w:asciiTheme="majorHAnsi" w:eastAsiaTheme="majorEastAsia" w:hAnsiTheme="majorHAnsi" w:cstheme="majorBidi"/>
+          <w:color w:val="0F4761" w:themeColor="accent1" w:themeShade="BF"/>
+          <w:sz w:val="40"/>
+          <w:szCs w:val="40"/>
+        </w:rPr>
+        <w:t>2</w:t>
       </w:r>
     </w:p>
     <w:p>
@@ -72,7 +81,13 @@
         <w:rPr>
           <w:rStyle w:val="Ttulo1Car"/>
         </w:rPr>
-        <w:t>REQUIERIMIENTOS PARA LA ELABORACION DE LA PRACTICA</w:t>
+        <w:t xml:space="preserve">REQUIERIMIENTOS PARA LA ELABORACION DE LA </w:t>
+      </w:r>
+      <w:r>
+        <w:rPr>
+          <w:rStyle w:val="Ttulo1Car"/>
+        </w:rPr>
+        <w:t>PROYECTO</w:t>
       </w:r>
       <w:r>
         <w:t xml:space="preserve">. </w:t>
@@ -86,10 +101,31 @@
         <w:t>de lectura de archivos y estructuras</w:t>
       </w:r>
       <w:r>
-        <w:t>. Con el fin de aplicarlos a lenguaje de programación formal con el fin de fomentar y fortaleces prácticas en leguaje real, la practica se llevo a cabo en la aplicación para escritorios “</w:t>
-      </w:r>
-      <w:r>
-        <w:t>Codeblocks” Utilizando el lenguaje C+++.</w:t>
+        <w:t xml:space="preserve">. Con el fin de aplicarlos a lenguaje de programación formal con el fin de fomentar y fortaleces prácticas en leguaje real, la </w:t>
+      </w:r>
+      <w:proofErr w:type="spellStart"/>
+      <w:r>
+        <w:t>practica</w:t>
+      </w:r>
+      <w:proofErr w:type="spellEnd"/>
+      <w:r>
+        <w:t xml:space="preserve"> se </w:t>
+      </w:r>
+      <w:proofErr w:type="spellStart"/>
+      <w:r>
+        <w:t>llevo</w:t>
+      </w:r>
+      <w:proofErr w:type="spellEnd"/>
+      <w:r>
+        <w:t xml:space="preserve"> a cabo en la aplicación para escritorios “</w:t>
+      </w:r>
+      <w:proofErr w:type="spellStart"/>
+      <w:r>
+        <w:t>Codeblocks</w:t>
+      </w:r>
+      <w:proofErr w:type="spellEnd"/>
+      <w:r>
+        <w:t>” Utilizando el lenguaje C+++.</w:t>
       </w:r>
     </w:p>
     <w:p>
@@ -192,10 +228,26 @@
         <w:t xml:space="preserve"> </w:t>
       </w:r>
       <w:r>
-        <w:t>Se utilize la</w:t>
-      </w:r>
-      <w:r>
-        <w:t xml:space="preserve"> IDE QT Creator 6 (ENTERPRISE / COMMUNITY) para la realización gracias a su soporte de Interfaces graficas.</w:t>
+        <w:t xml:space="preserve">Se </w:t>
+      </w:r>
+      <w:proofErr w:type="spellStart"/>
+      <w:r>
+        <w:t>utilize</w:t>
+      </w:r>
+      <w:proofErr w:type="spellEnd"/>
+      <w:r>
+        <w:t xml:space="preserve"> la</w:t>
+      </w:r>
+      <w:r>
+        <w:t xml:space="preserve"> IDE QT </w:t>
+      </w:r>
+      <w:proofErr w:type="spellStart"/>
+      <w:r>
+        <w:t>Creator</w:t>
+      </w:r>
+      <w:proofErr w:type="spellEnd"/>
+      <w:r>
+        <w:t xml:space="preserve"> 6 (ENTERPRISE / COMMUNITY) para la realización gracias a su soporte de Interfaces graficas.</w:t>
       </w:r>
     </w:p>
     <w:p>
@@ -222,14 +274,51 @@
       <w:pPr>
         <w:pStyle w:val="Ttulo2"/>
       </w:pPr>
-      <w:r>
-        <w:t>Github / Github Desktop</w:t>
+      <w:proofErr w:type="spellStart"/>
+      <w:r>
+        <w:t>Github</w:t>
+      </w:r>
+      <w:proofErr w:type="spellEnd"/>
+      <w:r>
+        <w:t xml:space="preserve"> / </w:t>
+      </w:r>
+      <w:proofErr w:type="spellStart"/>
+      <w:r>
+        <w:t>Github</w:t>
+      </w:r>
+      <w:proofErr w:type="spellEnd"/>
+      <w:r>
+        <w:t xml:space="preserve"> Desktop</w:t>
       </w:r>
     </w:p>
     <w:p/>
     <w:p>
       <w:r>
-        <w:t>Se utilizo GitHub para crear, almacenar y cambiar el proyecto en tiempo real, Fue de mucha utilidad gracias a su almacenamiento en la nube y poder acceder al repositorio de manera local y remota (Para prueba en otros dispositivos). El uso de GitHub Desktop fue vital para el proyecto, ya que su fácil interfaz, la manera de realizar commits, pushes y pulls hace el proceso más fácil que utilizar la consola de Git Bash o CMD, se pueden visualizar los cambios realizados en tiempo real y la capacidad de tener varios repositorios abiertos lo hace versátil.</w:t>
+        <w:t xml:space="preserve">Se utilizo GitHub para crear, almacenar y cambiar el proyecto en tiempo real, Fue de mucha utilidad gracias a su almacenamiento en la nube y poder acceder al repositorio de manera local y remota (Para prueba en otros dispositivos). El uso de GitHub Desktop fue vital para el proyecto, ya que su fácil interfaz, la manera de realizar </w:t>
+      </w:r>
+      <w:proofErr w:type="spellStart"/>
+      <w:r>
+        <w:t>commits</w:t>
+      </w:r>
+      <w:proofErr w:type="spellEnd"/>
+      <w:r>
+        <w:t xml:space="preserve">, </w:t>
+      </w:r>
+      <w:proofErr w:type="spellStart"/>
+      <w:r>
+        <w:t>pushes</w:t>
+      </w:r>
+      <w:proofErr w:type="spellEnd"/>
+      <w:r>
+        <w:t xml:space="preserve"> y </w:t>
+      </w:r>
+      <w:proofErr w:type="spellStart"/>
+      <w:r>
+        <w:t>pulls</w:t>
+      </w:r>
+      <w:proofErr w:type="spellEnd"/>
+      <w:r>
+        <w:t xml:space="preserve"> hace el proceso más fácil que utilizar la consola de Git Bash o CMD, se pueden visualizar los cambios realizados en tiempo real y la capacidad de tener varios repositorios abiertos lo hace versátil.</w:t>
       </w:r>
     </w:p>
     <w:p>
@@ -316,46 +405,33 @@
     <w:p>
       <w:pPr>
         <w:pStyle w:val="Ttulo1"/>
-        <w:rPr>
-          <w:b/>
-          <w:bCs/>
-          <w:u w:val="single"/>
-        </w:rPr>
-      </w:pPr>
-      <w:r>
+      </w:pPr>
+      <w:r>
+        <w:rPr>
+          <w:noProof/>
+        </w:rPr>
         <w:lastRenderedPageBreak/>
-        <w:t xml:space="preserve">METODOS, VARIABLES Y PROCESOS IMPORTANTES PARA LA ELABORACION. </w:t>
-      </w:r>
-    </w:p>
-    <w:p>
-      <w:pPr>
-        <w:ind w:left="360"/>
-        <w:rPr>
-          <w:u w:val="single"/>
-        </w:rPr>
-      </w:pPr>
-      <w:r>
         <w:drawing>
-          <wp:anchor distT="0" distB="0" distL="114300" distR="114300" simplePos="0" relativeHeight="251661312" behindDoc="1" locked="0" layoutInCell="1" allowOverlap="1" wp14:anchorId="63511DE1" wp14:editId="3BE8E254">
+          <wp:anchor distT="0" distB="0" distL="114300" distR="114300" simplePos="0" relativeHeight="251670528" behindDoc="1" locked="0" layoutInCell="1" allowOverlap="1" wp14:anchorId="7B1CDAB3" wp14:editId="4BD61EA4">
             <wp:simplePos x="0" y="0"/>
             <wp:positionH relativeFrom="column">
-              <wp:posOffset>1472480</wp:posOffset>
+              <wp:posOffset>-630204</wp:posOffset>
             </wp:positionH>
             <wp:positionV relativeFrom="paragraph">
-              <wp:posOffset>262161</wp:posOffset>
+              <wp:posOffset>574012</wp:posOffset>
             </wp:positionV>
-            <wp:extent cx="3933825" cy="7182485"/>
-            <wp:effectExtent l="0" t="0" r="9525" b="0"/>
+            <wp:extent cx="7059930" cy="6373495"/>
+            <wp:effectExtent l="0" t="0" r="7620" b="8255"/>
             <wp:wrapTight wrapText="bothSides">
               <wp:wrapPolygon edited="0">
                 <wp:start x="0" y="0"/>
-                <wp:lineTo x="0" y="21541"/>
-                <wp:lineTo x="21548" y="21541"/>
-                <wp:lineTo x="21548" y="0"/>
+                <wp:lineTo x="0" y="21563"/>
+                <wp:lineTo x="21565" y="21563"/>
+                <wp:lineTo x="21565" y="0"/>
                 <wp:lineTo x="0" y="0"/>
               </wp:wrapPolygon>
             </wp:wrapTight>
-            <wp:docPr id="959531445" name="Imagen 1"/>
+            <wp:docPr id="1660975160" name="Imagen 1"/>
             <wp:cNvGraphicFramePr>
               <a:graphicFrameLocks xmlns:a="http://schemas.openxmlformats.org/drawingml/2006/main" noChangeAspect="1"/>
             </wp:cNvGraphicFramePr>
@@ -363,11 +439,1600 @@
               <a:graphicData uri="http://schemas.openxmlformats.org/drawingml/2006/picture">
                 <pic:pic xmlns:pic="http://schemas.openxmlformats.org/drawingml/2006/picture">
                   <pic:nvPicPr>
-                    <pic:cNvPr id="959531445" name=""/>
+                    <pic:cNvPr id="0" name="Picture 1"/>
+                    <pic:cNvPicPr>
+                      <a:picLocks noChangeAspect="1" noChangeArrowheads="1"/>
+                    </pic:cNvPicPr>
+                  </pic:nvPicPr>
+                  <pic:blipFill>
+                    <a:blip r:embed="rId9" cstate="print">
+                      <a:extLst>
+                        <a:ext uri="{28A0092B-C50C-407E-A947-70E740481C1C}">
+                          <a14:useLocalDpi xmlns:a14="http://schemas.microsoft.com/office/drawing/2010/main" val="0"/>
+                        </a:ext>
+                      </a:extLst>
+                    </a:blip>
+                    <a:srcRect/>
+                    <a:stretch>
+                      <a:fillRect/>
+                    </a:stretch>
+                  </pic:blipFill>
+                  <pic:spPr bwMode="auto">
+                    <a:xfrm>
+                      <a:off x="0" y="0"/>
+                      <a:ext cx="7059930" cy="6373495"/>
+                    </a:xfrm>
+                    <a:prstGeom prst="rect">
+                      <a:avLst/>
+                    </a:prstGeom>
+                    <a:noFill/>
+                    <a:ln>
+                      <a:noFill/>
+                    </a:ln>
+                  </pic:spPr>
+                </pic:pic>
+              </a:graphicData>
+            </a:graphic>
+            <wp14:sizeRelH relativeFrom="margin">
+              <wp14:pctWidth>0</wp14:pctWidth>
+            </wp14:sizeRelH>
+            <wp14:sizeRelV relativeFrom="margin">
+              <wp14:pctHeight>0</wp14:pctHeight>
+            </wp14:sizeRelV>
+          </wp:anchor>
+        </w:drawing>
+      </w:r>
+      <w:r>
+        <w:t>DIAGRAMA DE CLASES</w:t>
+      </w:r>
+    </w:p>
+    <w:p>
+      <w:pPr>
+        <w:pStyle w:val="Ttulo1"/>
+      </w:pPr>
+      <w:r>
+        <w:br w:type="page"/>
+      </w:r>
+      <w:r>
+        <w:rPr>
+          <w:noProof/>
+        </w:rPr>
+        <w:lastRenderedPageBreak/>
+        <w:drawing>
+          <wp:anchor distT="0" distB="0" distL="114300" distR="114300" simplePos="0" relativeHeight="251671552" behindDoc="1" locked="0" layoutInCell="1" allowOverlap="1" wp14:anchorId="397C5FC8" wp14:editId="6E4E289B">
+            <wp:simplePos x="0" y="0"/>
+            <wp:positionH relativeFrom="column">
+              <wp:posOffset>-861695</wp:posOffset>
+            </wp:positionH>
+            <wp:positionV relativeFrom="paragraph">
+              <wp:posOffset>618490</wp:posOffset>
+            </wp:positionV>
+            <wp:extent cx="7143750" cy="4762500"/>
+            <wp:effectExtent l="0" t="0" r="0" b="0"/>
+            <wp:wrapTight wrapText="bothSides">
+              <wp:wrapPolygon edited="0">
+                <wp:start x="0" y="0"/>
+                <wp:lineTo x="0" y="21514"/>
+                <wp:lineTo x="21542" y="21514"/>
+                <wp:lineTo x="21542" y="0"/>
+                <wp:lineTo x="0" y="0"/>
+              </wp:wrapPolygon>
+            </wp:wrapTight>
+            <wp:docPr id="1277241785" name="Imagen 2"/>
+            <wp:cNvGraphicFramePr>
+              <a:graphicFrameLocks xmlns:a="http://schemas.openxmlformats.org/drawingml/2006/main" noChangeAspect="1"/>
+            </wp:cNvGraphicFramePr>
+            <a:graphic xmlns:a="http://schemas.openxmlformats.org/drawingml/2006/main">
+              <a:graphicData uri="http://schemas.openxmlformats.org/drawingml/2006/picture">
+                <pic:pic xmlns:pic="http://schemas.openxmlformats.org/drawingml/2006/picture">
+                  <pic:nvPicPr>
+                    <pic:cNvPr id="0" name="Picture 2"/>
+                    <pic:cNvPicPr>
+                      <a:picLocks noChangeAspect="1" noChangeArrowheads="1"/>
+                    </pic:cNvPicPr>
+                  </pic:nvPicPr>
+                  <pic:blipFill>
+                    <a:blip r:embed="rId10" cstate="print">
+                      <a:extLst>
+                        <a:ext uri="{28A0092B-C50C-407E-A947-70E740481C1C}">
+                          <a14:useLocalDpi xmlns:a14="http://schemas.microsoft.com/office/drawing/2010/main" val="0"/>
+                        </a:ext>
+                      </a:extLst>
+                    </a:blip>
+                    <a:srcRect/>
+                    <a:stretch>
+                      <a:fillRect/>
+                    </a:stretch>
+                  </pic:blipFill>
+                  <pic:spPr bwMode="auto">
+                    <a:xfrm>
+                      <a:off x="0" y="0"/>
+                      <a:ext cx="7143750" cy="4762500"/>
+                    </a:xfrm>
+                    <a:prstGeom prst="rect">
+                      <a:avLst/>
+                    </a:prstGeom>
+                    <a:noFill/>
+                    <a:ln>
+                      <a:noFill/>
+                    </a:ln>
+                  </pic:spPr>
+                </pic:pic>
+              </a:graphicData>
+            </a:graphic>
+            <wp14:sizeRelH relativeFrom="margin">
+              <wp14:pctWidth>0</wp14:pctWidth>
+            </wp14:sizeRelH>
+            <wp14:sizeRelV relativeFrom="margin">
+              <wp14:pctHeight>0</wp14:pctHeight>
+            </wp14:sizeRelV>
+          </wp:anchor>
+        </w:drawing>
+      </w:r>
+      <w:r>
+        <w:t>DIAGRAMA DE AFD</w:t>
+      </w:r>
+    </w:p>
+    <w:p>
+      <w:pPr>
+        <w:pStyle w:val="Ttulo1"/>
+      </w:pPr>
+    </w:p>
+    <w:p>
+      <w:pPr>
+        <w:pStyle w:val="Ttulo1"/>
+      </w:pPr>
+    </w:p>
+    <w:p>
+      <w:pPr>
+        <w:pStyle w:val="Ttulo1"/>
+      </w:pPr>
+    </w:p>
+    <w:p>
+      <w:pPr>
+        <w:pStyle w:val="Ttulo1"/>
+      </w:pPr>
+    </w:p>
+    <w:p>
+      <w:pPr>
+        <w:pStyle w:val="Ttulo1"/>
+      </w:pPr>
+    </w:p>
+    <w:p>
+      <w:pPr>
+        <w:pStyle w:val="Ttulo1"/>
+      </w:pPr>
+      <w:r>
+        <w:rPr>
+          <w:noProof/>
+        </w:rPr>
+        <w:lastRenderedPageBreak/>
+        <mc:AlternateContent>
+          <mc:Choice Requires="wps">
+            <w:drawing>
+              <wp:anchor distT="45720" distB="45720" distL="114300" distR="114300" simplePos="0" relativeHeight="251675648" behindDoc="0" locked="0" layoutInCell="1" allowOverlap="1" wp14:anchorId="26BF1C45" wp14:editId="356CA67C">
+                <wp:simplePos x="0" y="0"/>
+                <wp:positionH relativeFrom="column">
+                  <wp:posOffset>-544195</wp:posOffset>
+                </wp:positionH>
+                <wp:positionV relativeFrom="paragraph">
+                  <wp:posOffset>424180</wp:posOffset>
+                </wp:positionV>
+                <wp:extent cx="6431915" cy="1404620"/>
+                <wp:effectExtent l="0" t="0" r="26035" b="12065"/>
+                <wp:wrapSquare wrapText="bothSides"/>
+                <wp:docPr id="217" name="Cuadro de texto 2"/>
+                <wp:cNvGraphicFramePr>
+                  <a:graphicFrameLocks xmlns:a="http://schemas.openxmlformats.org/drawingml/2006/main"/>
+                </wp:cNvGraphicFramePr>
+                <a:graphic xmlns:a="http://schemas.openxmlformats.org/drawingml/2006/main">
+                  <a:graphicData uri="http://schemas.microsoft.com/office/word/2010/wordprocessingShape">
+                    <wps:wsp>
+                      <wps:cNvSpPr txBox="1">
+                        <a:spLocks noChangeArrowheads="1"/>
+                      </wps:cNvSpPr>
+                      <wps:spPr bwMode="auto">
+                        <a:xfrm>
+                          <a:off x="0" y="0"/>
+                          <a:ext cx="6431915" cy="1404620"/>
+                        </a:xfrm>
+                        <a:prstGeom prst="rect">
+                          <a:avLst/>
+                        </a:prstGeom>
+                        <a:solidFill>
+                          <a:schemeClr val="tx1">
+                            <a:lumMod val="75000"/>
+                            <a:lumOff val="25000"/>
+                          </a:schemeClr>
+                        </a:solidFill>
+                        <a:ln>
+                          <a:headEnd/>
+                          <a:tailEnd/>
+                        </a:ln>
+                      </wps:spPr>
+                      <wps:style>
+                        <a:lnRef idx="2">
+                          <a:schemeClr val="accent2"/>
+                        </a:lnRef>
+                        <a:fillRef idx="1">
+                          <a:schemeClr val="lt1"/>
+                        </a:fillRef>
+                        <a:effectRef idx="0">
+                          <a:schemeClr val="accent2"/>
+                        </a:effectRef>
+                        <a:fontRef idx="minor">
+                          <a:schemeClr val="dk1"/>
+                        </a:fontRef>
+                      </wps:style>
+                      <wps:txbx>
+                        <w:txbxContent>
+                          <w:p>
+                            <w:pPr>
+                              <w:rPr>
+                                <w:color w:val="FFFFFF" w:themeColor="background1"/>
+                              </w:rPr>
+                            </w:pPr>
+                            <w:r>
+                              <w:rPr>
+                                <w:color w:val="FFFFFF" w:themeColor="background1"/>
+                              </w:rPr>
+                              <w:t xml:space="preserve">&lt;programa&gt;   </w:t>
+                            </w:r>
+                            <w:proofErr w:type="gramStart"/>
+                            <w:r>
+                              <w:rPr>
+                                <w:color w:val="FFFFFF" w:themeColor="background1"/>
+                              </w:rPr>
+                              <w:t xml:space="preserve">  ::=</w:t>
+                            </w:r>
+                            <w:proofErr w:type="gramEnd"/>
+                            <w:r>
+                              <w:rPr>
+                                <w:color w:val="FFFFFF" w:themeColor="background1"/>
+                              </w:rPr>
+                              <w:t xml:space="preserve"> TABLERO CADENA "{" &lt;columnas&gt; "}" ";</w:t>
+                            </w:r>
+                            <w:proofErr w:type="gramStart"/>
+                            <w:r>
+                              <w:rPr>
+                                <w:color w:val="FFFFFF" w:themeColor="background1"/>
+                              </w:rPr>
+                              <w:t>" ;</w:t>
+                            </w:r>
+                            <w:proofErr w:type="gramEnd"/>
+                          </w:p>
+                          <w:p>
+                            <w:pPr>
+                              <w:rPr>
+                                <w:color w:val="FFFFFF" w:themeColor="background1"/>
+                              </w:rPr>
+                            </w:pPr>
+                            <w:r>
+                              <w:rPr>
+                                <w:color w:val="FFFFFF" w:themeColor="background1"/>
+                              </w:rPr>
+                              <w:t xml:space="preserve">&lt;columnas&gt;   </w:t>
+                            </w:r>
+                            <w:proofErr w:type="gramStart"/>
+                            <w:r>
+                              <w:rPr>
+                                <w:color w:val="FFFFFF" w:themeColor="background1"/>
+                              </w:rPr>
+                              <w:t xml:space="preserve">  ::=</w:t>
+                            </w:r>
+                            <w:proofErr w:type="gramEnd"/>
+                            <w:r>
+                              <w:rPr>
+                                <w:color w:val="FFFFFF" w:themeColor="background1"/>
+                              </w:rPr>
+                              <w:t xml:space="preserve"> &lt;columna&gt; &lt;</w:t>
+                            </w:r>
+                            <w:proofErr w:type="spellStart"/>
+                            <w:r>
+                              <w:rPr>
+                                <w:color w:val="FFFFFF" w:themeColor="background1"/>
+                              </w:rPr>
+                              <w:t>columnas_resto</w:t>
+                            </w:r>
+                            <w:proofErr w:type="spellEnd"/>
+                            <w:proofErr w:type="gramStart"/>
+                            <w:r>
+                              <w:rPr>
+                                <w:color w:val="FFFFFF" w:themeColor="background1"/>
+                              </w:rPr>
+                              <w:t>&gt; ;</w:t>
+                            </w:r>
+                            <w:proofErr w:type="gramEnd"/>
+                          </w:p>
+                          <w:p>
+                            <w:pPr>
+                              <w:rPr>
+                                <w:color w:val="FFFFFF" w:themeColor="background1"/>
+                              </w:rPr>
+                            </w:pPr>
+                            <w:r>
+                              <w:rPr>
+                                <w:color w:val="FFFFFF" w:themeColor="background1"/>
+                              </w:rPr>
+                              <w:t>&lt;</w:t>
+                            </w:r>
+                            <w:proofErr w:type="spellStart"/>
+                            <w:r>
+                              <w:rPr>
+                                <w:color w:val="FFFFFF" w:themeColor="background1"/>
+                              </w:rPr>
+                              <w:t>columnas_resto</w:t>
+                            </w:r>
+                            <w:proofErr w:type="spellEnd"/>
+                            <w:proofErr w:type="gramStart"/>
+                            <w:r>
+                              <w:rPr>
+                                <w:color w:val="FFFFFF" w:themeColor="background1"/>
+                              </w:rPr>
+                              <w:t>&gt; ::=</w:t>
+                            </w:r>
+                            <w:proofErr w:type="gramEnd"/>
+                            <w:r>
+                              <w:rPr>
+                                <w:color w:val="FFFFFF" w:themeColor="background1"/>
+                              </w:rPr>
+                              <w:t xml:space="preserve"> &lt;columna&gt; &lt;</w:t>
+                            </w:r>
+                            <w:proofErr w:type="spellStart"/>
+                            <w:r>
+                              <w:rPr>
+                                <w:color w:val="FFFFFF" w:themeColor="background1"/>
+                              </w:rPr>
+                              <w:t>columnas_resto</w:t>
+                            </w:r>
+                            <w:proofErr w:type="spellEnd"/>
+                            <w:r>
+                              <w:rPr>
+                                <w:color w:val="FFFFFF" w:themeColor="background1"/>
+                              </w:rPr>
+                              <w:t xml:space="preserve">&gt; | </w:t>
+                            </w:r>
+                            <w:proofErr w:type="gramStart"/>
+                            <w:r>
+                              <w:rPr>
+                                <w:color w:val="FFFFFF" w:themeColor="background1"/>
+                              </w:rPr>
+                              <w:t>ε ;</w:t>
+                            </w:r>
+                            <w:proofErr w:type="gramEnd"/>
+                          </w:p>
+                          <w:p>
+                            <w:pPr>
+                              <w:rPr>
+                                <w:color w:val="FFFFFF" w:themeColor="background1"/>
+                              </w:rPr>
+                            </w:pPr>
+                            <w:r>
+                              <w:rPr>
+                                <w:color w:val="FFFFFF" w:themeColor="background1"/>
+                              </w:rPr>
+                              <w:t xml:space="preserve">&lt;columna&gt;    </w:t>
+                            </w:r>
+                            <w:proofErr w:type="gramStart"/>
+                            <w:r>
+                              <w:rPr>
+                                <w:color w:val="FFFFFF" w:themeColor="background1"/>
+                              </w:rPr>
+                              <w:t xml:space="preserve">  ::=</w:t>
+                            </w:r>
+                            <w:proofErr w:type="gramEnd"/>
+                            <w:r>
+                              <w:rPr>
+                                <w:color w:val="FFFFFF" w:themeColor="background1"/>
+                              </w:rPr>
+                              <w:t xml:space="preserve"> COLUMNA CADENA "{" &lt;tareas&gt; "}" ";</w:t>
+                            </w:r>
+                            <w:proofErr w:type="gramStart"/>
+                            <w:r>
+                              <w:rPr>
+                                <w:color w:val="FFFFFF" w:themeColor="background1"/>
+                              </w:rPr>
+                              <w:t>" ;</w:t>
+                            </w:r>
+                            <w:proofErr w:type="gramEnd"/>
+                          </w:p>
+                          <w:p>
+                            <w:pPr>
+                              <w:rPr>
+                                <w:color w:val="FFFFFF" w:themeColor="background1"/>
+                              </w:rPr>
+                            </w:pPr>
+                            <w:r>
+                              <w:rPr>
+                                <w:color w:val="FFFFFF" w:themeColor="background1"/>
+                              </w:rPr>
+                              <w:t xml:space="preserve">&lt;tareas&gt;     </w:t>
+                            </w:r>
+                            <w:proofErr w:type="gramStart"/>
+                            <w:r>
+                              <w:rPr>
+                                <w:color w:val="FFFFFF" w:themeColor="background1"/>
+                              </w:rPr>
+                              <w:t xml:space="preserve">  ::=</w:t>
+                            </w:r>
+                            <w:proofErr w:type="gramEnd"/>
+                            <w:r>
+                              <w:rPr>
+                                <w:color w:val="FFFFFF" w:themeColor="background1"/>
+                              </w:rPr>
+                              <w:t xml:space="preserve"> &lt;tarea&gt; &lt;</w:t>
+                            </w:r>
+                            <w:proofErr w:type="spellStart"/>
+                            <w:r>
+                              <w:rPr>
+                                <w:color w:val="FFFFFF" w:themeColor="background1"/>
+                              </w:rPr>
+                              <w:t>tareas_resto</w:t>
+                            </w:r>
+                            <w:proofErr w:type="spellEnd"/>
+                            <w:proofErr w:type="gramStart"/>
+                            <w:r>
+                              <w:rPr>
+                                <w:color w:val="FFFFFF" w:themeColor="background1"/>
+                              </w:rPr>
+                              <w:t>&gt; ;</w:t>
+                            </w:r>
+                            <w:proofErr w:type="gramEnd"/>
+                          </w:p>
+                          <w:p>
+                            <w:pPr>
+                              <w:rPr>
+                                <w:color w:val="FFFFFF" w:themeColor="background1"/>
+                              </w:rPr>
+                            </w:pPr>
+                            <w:r>
+                              <w:rPr>
+                                <w:color w:val="FFFFFF" w:themeColor="background1"/>
+                              </w:rPr>
+                              <w:t>&lt;</w:t>
+                            </w:r>
+                            <w:proofErr w:type="spellStart"/>
+                            <w:r>
+                              <w:rPr>
+                                <w:color w:val="FFFFFF" w:themeColor="background1"/>
+                              </w:rPr>
+                              <w:t>tareas_resto</w:t>
+                            </w:r>
+                            <w:proofErr w:type="spellEnd"/>
+                            <w:proofErr w:type="gramStart"/>
+                            <w:r>
+                              <w:rPr>
+                                <w:color w:val="FFFFFF" w:themeColor="background1"/>
+                              </w:rPr>
+                              <w:t>&gt; ::=</w:t>
+                            </w:r>
+                            <w:proofErr w:type="gramEnd"/>
+                            <w:r>
+                              <w:rPr>
+                                <w:color w:val="FFFFFF" w:themeColor="background1"/>
+                              </w:rPr>
+                              <w:t xml:space="preserve"> "," &lt;tarea&gt; &lt;</w:t>
+                            </w:r>
+                            <w:proofErr w:type="spellStart"/>
+                            <w:r>
+                              <w:rPr>
+                                <w:color w:val="FFFFFF" w:themeColor="background1"/>
+                              </w:rPr>
+                              <w:t>tareas_resto</w:t>
+                            </w:r>
+                            <w:proofErr w:type="spellEnd"/>
+                            <w:r>
+                              <w:rPr>
+                                <w:color w:val="FFFFFF" w:themeColor="background1"/>
+                              </w:rPr>
+                              <w:t xml:space="preserve">&gt; | </w:t>
+                            </w:r>
+                            <w:proofErr w:type="gramStart"/>
+                            <w:r>
+                              <w:rPr>
+                                <w:color w:val="FFFFFF" w:themeColor="background1"/>
+                              </w:rPr>
+                              <w:t>ε ;</w:t>
+                            </w:r>
+                            <w:proofErr w:type="gramEnd"/>
+                          </w:p>
+                          <w:p>
+                            <w:pPr>
+                              <w:rPr>
+                                <w:color w:val="FFFFFF" w:themeColor="background1"/>
+                              </w:rPr>
+                            </w:pPr>
+                            <w:r>
+                              <w:rPr>
+                                <w:color w:val="FFFFFF" w:themeColor="background1"/>
+                              </w:rPr>
+                              <w:t xml:space="preserve">&lt;tarea&gt;      </w:t>
+                            </w:r>
+                            <w:proofErr w:type="gramStart"/>
+                            <w:r>
+                              <w:rPr>
+                                <w:color w:val="FFFFFF" w:themeColor="background1"/>
+                              </w:rPr>
+                              <w:t xml:space="preserve">  ::=</w:t>
+                            </w:r>
+                            <w:proofErr w:type="gramEnd"/>
+                            <w:r>
+                              <w:rPr>
+                                <w:color w:val="FFFFFF" w:themeColor="background1"/>
+                              </w:rPr>
+                              <w:t xml:space="preserve"> tarea ":" CADENA "[" &lt;atributos&gt; "]</w:t>
+                            </w:r>
+                            <w:proofErr w:type="gramStart"/>
+                            <w:r>
+                              <w:rPr>
+                                <w:color w:val="FFFFFF" w:themeColor="background1"/>
+                              </w:rPr>
+                              <w:t>" ;</w:t>
+                            </w:r>
+                            <w:proofErr w:type="gramEnd"/>
+                          </w:p>
+                          <w:p>
+                            <w:pPr>
+                              <w:rPr>
+                                <w:color w:val="FFFFFF" w:themeColor="background1"/>
+                              </w:rPr>
+                            </w:pPr>
+                            <w:r>
+                              <w:rPr>
+                                <w:color w:val="FFFFFF" w:themeColor="background1"/>
+                              </w:rPr>
+                              <w:t xml:space="preserve">&lt;atributos&gt;  </w:t>
+                            </w:r>
+                            <w:proofErr w:type="gramStart"/>
+                            <w:r>
+                              <w:rPr>
+                                <w:color w:val="FFFFFF" w:themeColor="background1"/>
+                              </w:rPr>
+                              <w:t xml:space="preserve">  ::=</w:t>
+                            </w:r>
+                            <w:proofErr w:type="gramEnd"/>
+                            <w:r>
+                              <w:rPr>
+                                <w:color w:val="FFFFFF" w:themeColor="background1"/>
+                              </w:rPr>
+                              <w:t xml:space="preserve"> &lt;atributo&gt; &lt;</w:t>
+                            </w:r>
+                            <w:proofErr w:type="spellStart"/>
+                            <w:r>
+                              <w:rPr>
+                                <w:color w:val="FFFFFF" w:themeColor="background1"/>
+                              </w:rPr>
+                              <w:t>atributos_resto</w:t>
+                            </w:r>
+                            <w:proofErr w:type="spellEnd"/>
+                            <w:proofErr w:type="gramStart"/>
+                            <w:r>
+                              <w:rPr>
+                                <w:color w:val="FFFFFF" w:themeColor="background1"/>
+                              </w:rPr>
+                              <w:t>&gt; ;</w:t>
+                            </w:r>
+                            <w:proofErr w:type="gramEnd"/>
+                          </w:p>
+                          <w:p>
+                            <w:pPr>
+                              <w:rPr>
+                                <w:color w:val="FFFFFF" w:themeColor="background1"/>
+                              </w:rPr>
+                            </w:pPr>
+                            <w:r>
+                              <w:rPr>
+                                <w:color w:val="FFFFFF" w:themeColor="background1"/>
+                              </w:rPr>
+                              <w:t>&lt;</w:t>
+                            </w:r>
+                            <w:proofErr w:type="spellStart"/>
+                            <w:r>
+                              <w:rPr>
+                                <w:color w:val="FFFFFF" w:themeColor="background1"/>
+                              </w:rPr>
+                              <w:t>atributos_resto</w:t>
+                            </w:r>
+                            <w:proofErr w:type="spellEnd"/>
+                            <w:proofErr w:type="gramStart"/>
+                            <w:r>
+                              <w:rPr>
+                                <w:color w:val="FFFFFF" w:themeColor="background1"/>
+                              </w:rPr>
+                              <w:t>&gt; ::=</w:t>
+                            </w:r>
+                            <w:proofErr w:type="gramEnd"/>
+                            <w:r>
+                              <w:rPr>
+                                <w:color w:val="FFFFFF" w:themeColor="background1"/>
+                              </w:rPr>
+                              <w:t xml:space="preserve"> "," &lt;atributo&gt; &lt;</w:t>
+                            </w:r>
+                            <w:proofErr w:type="spellStart"/>
+                            <w:r>
+                              <w:rPr>
+                                <w:color w:val="FFFFFF" w:themeColor="background1"/>
+                              </w:rPr>
+                              <w:t>atributos_resto</w:t>
+                            </w:r>
+                            <w:proofErr w:type="spellEnd"/>
+                            <w:r>
+                              <w:rPr>
+                                <w:color w:val="FFFFFF" w:themeColor="background1"/>
+                              </w:rPr>
+                              <w:t xml:space="preserve">&gt; | </w:t>
+                            </w:r>
+                            <w:proofErr w:type="gramStart"/>
+                            <w:r>
+                              <w:rPr>
+                                <w:color w:val="FFFFFF" w:themeColor="background1"/>
+                              </w:rPr>
+                              <w:t>ε ;</w:t>
+                            </w:r>
+                            <w:proofErr w:type="gramEnd"/>
+                          </w:p>
+                          <w:p>
+                            <w:pPr>
+                              <w:rPr>
+                                <w:color w:val="FFFFFF" w:themeColor="background1"/>
+                              </w:rPr>
+                            </w:pPr>
+                            <w:r>
+                              <w:rPr>
+                                <w:color w:val="FFFFFF" w:themeColor="background1"/>
+                              </w:rPr>
+                              <w:t xml:space="preserve">&lt;atributo&gt;   </w:t>
+                            </w:r>
+                            <w:proofErr w:type="gramStart"/>
+                            <w:r>
+                              <w:rPr>
+                                <w:color w:val="FFFFFF" w:themeColor="background1"/>
+                              </w:rPr>
+                              <w:t xml:space="preserve">  ::=</w:t>
+                            </w:r>
+                            <w:proofErr w:type="gramEnd"/>
+                            <w:r>
+                              <w:rPr>
+                                <w:color w:val="FFFFFF" w:themeColor="background1"/>
+                              </w:rPr>
+                              <w:t xml:space="preserve"> prioridad ":" &lt;</w:t>
+                            </w:r>
+                            <w:proofErr w:type="spellStart"/>
+                            <w:r>
+                              <w:rPr>
+                                <w:color w:val="FFFFFF" w:themeColor="background1"/>
+                              </w:rPr>
+                              <w:t>nivel_prioridad</w:t>
+                            </w:r>
+                            <w:proofErr w:type="spellEnd"/>
+                            <w:r>
+                              <w:rPr>
+                                <w:color w:val="FFFFFF" w:themeColor="background1"/>
+                              </w:rPr>
+                              <w:t>&gt;</w:t>
+                            </w:r>
+                          </w:p>
+                          <w:p>
+                            <w:pPr>
+                              <w:rPr>
+                                <w:color w:val="FFFFFF" w:themeColor="background1"/>
+                              </w:rPr>
+                            </w:pPr>
+                            <w:r>
+                              <w:rPr>
+                                <w:color w:val="FFFFFF" w:themeColor="background1"/>
+                              </w:rPr>
+                              <w:t xml:space="preserve">                 | responsable ":" CADENA</w:t>
+                            </w:r>
+                          </w:p>
+                          <w:p>
+                            <w:pPr>
+                              <w:rPr>
+                                <w:color w:val="FFFFFF" w:themeColor="background1"/>
+                              </w:rPr>
+                            </w:pPr>
+                            <w:r>
+                              <w:rPr>
+                                <w:color w:val="FFFFFF" w:themeColor="background1"/>
+                              </w:rPr>
+                              <w:t xml:space="preserve">                 | </w:t>
+                            </w:r>
+                            <w:proofErr w:type="spellStart"/>
+                            <w:r>
+                              <w:rPr>
+                                <w:color w:val="FFFFFF" w:themeColor="background1"/>
+                              </w:rPr>
+                              <w:t>fecha_limite</w:t>
+                            </w:r>
+                            <w:proofErr w:type="spellEnd"/>
+                            <w:r>
+                              <w:rPr>
+                                <w:color w:val="FFFFFF" w:themeColor="background1"/>
+                              </w:rPr>
+                              <w:t xml:space="preserve"> ":" &lt;fecha&gt;</w:t>
+                            </w:r>
+                          </w:p>
+                          <w:p>
+                            <w:pPr>
+                              <w:rPr>
+                                <w:color w:val="FFFFFF" w:themeColor="background1"/>
+                              </w:rPr>
+                            </w:pPr>
+                            <w:r>
+                              <w:rPr>
+                                <w:color w:val="FFFFFF" w:themeColor="background1"/>
+                              </w:rPr>
+                              <w:t xml:space="preserve">                 ;</w:t>
+                            </w:r>
+                          </w:p>
+                          <w:p>
+                            <w:pPr>
+                              <w:rPr>
+                                <w:color w:val="FFFFFF" w:themeColor="background1"/>
+                              </w:rPr>
+                            </w:pPr>
+                            <w:r>
+                              <w:rPr>
+                                <w:color w:val="FFFFFF" w:themeColor="background1"/>
+                              </w:rPr>
+                              <w:t>&lt;</w:t>
+                            </w:r>
+                            <w:proofErr w:type="spellStart"/>
+                            <w:r>
+                              <w:rPr>
+                                <w:color w:val="FFFFFF" w:themeColor="background1"/>
+                              </w:rPr>
+                              <w:t>nivel_prioridad</w:t>
+                            </w:r>
+                            <w:proofErr w:type="spellEnd"/>
+                            <w:proofErr w:type="gramStart"/>
+                            <w:r>
+                              <w:rPr>
+                                <w:color w:val="FFFFFF" w:themeColor="background1"/>
+                              </w:rPr>
+                              <w:t>&gt; ::=</w:t>
+                            </w:r>
+                            <w:proofErr w:type="gramEnd"/>
+                            <w:r>
+                              <w:rPr>
+                                <w:color w:val="FFFFFF" w:themeColor="background1"/>
+                              </w:rPr>
+                              <w:t xml:space="preserve"> ALTA | MEDIA | </w:t>
+                            </w:r>
+                            <w:proofErr w:type="gramStart"/>
+                            <w:r>
+                              <w:rPr>
+                                <w:color w:val="FFFFFF" w:themeColor="background1"/>
+                              </w:rPr>
+                              <w:t>BAJA ;</w:t>
+                            </w:r>
+                            <w:proofErr w:type="gramEnd"/>
+                          </w:p>
+                          <w:p>
+                            <w:pPr>
+                              <w:rPr>
+                                <w:color w:val="FFFFFF" w:themeColor="background1"/>
+                              </w:rPr>
+                            </w:pPr>
+                            <w:r>
+                              <w:rPr>
+                                <w:color w:val="FFFFFF" w:themeColor="background1"/>
+                              </w:rPr>
+                              <w:t xml:space="preserve">&lt;fecha&gt;      </w:t>
+                            </w:r>
+                            <w:proofErr w:type="gramStart"/>
+                            <w:r>
+                              <w:rPr>
+                                <w:color w:val="FFFFFF" w:themeColor="background1"/>
+                              </w:rPr>
+                              <w:t xml:space="preserve">  ::=</w:t>
+                            </w:r>
+                            <w:proofErr w:type="gramEnd"/>
+                            <w:r>
+                              <w:rPr>
+                                <w:color w:val="FFFFFF" w:themeColor="background1"/>
+                              </w:rPr>
+                              <w:t xml:space="preserve"> CADENA | </w:t>
+                            </w:r>
+                            <w:proofErr w:type="gramStart"/>
+                            <w:r>
+                              <w:rPr>
+                                <w:color w:val="FFFFFF" w:themeColor="background1"/>
+                              </w:rPr>
+                              <w:t>FECHA ;</w:t>
+                            </w:r>
+                            <w:proofErr w:type="gramEnd"/>
+                            <w:r>
+                              <w:rPr>
+                                <w:color w:val="FFFFFF" w:themeColor="background1"/>
+                              </w:rPr>
+                              <w:t xml:space="preserve">  // FECHA = formato YYYY-MM-DD</w:t>
+                            </w:r>
+                          </w:p>
+                        </w:txbxContent>
+                      </wps:txbx>
+                      <wps:bodyPr rot="0" vert="horz" wrap="square" lIns="91440" tIns="45720" rIns="91440" bIns="45720" anchor="t" anchorCtr="0">
+                        <a:spAutoFit/>
+                      </wps:bodyPr>
+                    </wps:wsp>
+                  </a:graphicData>
+                </a:graphic>
+                <wp14:sizeRelH relativeFrom="margin">
+                  <wp14:pctWidth>0</wp14:pctWidth>
+                </wp14:sizeRelH>
+                <wp14:sizeRelV relativeFrom="margin">
+                  <wp14:pctHeight>0</wp14:pctHeight>
+                </wp14:sizeRelV>
+              </wp:anchor>
+            </w:drawing>
+          </mc:Choice>
+          <mc:Fallback>
+            <w:pict>
+              <v:shapetype w14:anchorId="26BF1C45" id="_x0000_t202" coordsize="21600,21600" o:spt="202" path="m,l,21600r21600,l21600,xe">
+                <v:stroke joinstyle="miter"/>
+                <v:path gradientshapeok="t" o:connecttype="rect"/>
+              </v:shapetype>
+              <v:shape id="Cuadro de texto 2" o:spid="_x0000_s1026" type="#_x0000_t202" style="position:absolute;margin-left:-42.85pt;margin-top:33.4pt;width:506.45pt;height:110.6pt;z-index:251675648;visibility:visible;mso-wrap-style:square;mso-width-percent:0;mso-height-percent:0;mso-wrap-distance-left:9pt;mso-wrap-distance-top:3.6pt;mso-wrap-distance-right:9pt;mso-wrap-distance-bottom:3.6pt;mso-position-horizontal:absolute;mso-position-horizontal-relative:text;mso-position-vertical:absolute;mso-position-vertical-relative:text;mso-width-percent:0;mso-height-percent:0;mso-width-relative:margin;mso-height-relative:margin;v-text-anchor:top" o:gfxdata="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" fillcolor="#404040 [2429]" strokecolor="#e97132 [3205]" strokeweight="1pt">
+                <v:textbox style="mso-fit-shape-to-text:t">
+                  <w:txbxContent>
+                    <w:p>
+                      <w:pPr>
+                        <w:rPr>
+                          <w:color w:val="FFFFFF" w:themeColor="background1"/>
+                        </w:rPr>
+                      </w:pPr>
+                      <w:r>
+                        <w:rPr>
+                          <w:color w:val="FFFFFF" w:themeColor="background1"/>
+                        </w:rPr>
+                        <w:t xml:space="preserve">&lt;programa&gt;   </w:t>
+                      </w:r>
+                      <w:proofErr w:type="gramStart"/>
+                      <w:r>
+                        <w:rPr>
+                          <w:color w:val="FFFFFF" w:themeColor="background1"/>
+                        </w:rPr>
+                        <w:t xml:space="preserve">  ::=</w:t>
+                      </w:r>
+                      <w:proofErr w:type="gramEnd"/>
+                      <w:r>
+                        <w:rPr>
+                          <w:color w:val="FFFFFF" w:themeColor="background1"/>
+                        </w:rPr>
+                        <w:t xml:space="preserve"> TABLERO CADENA "{" &lt;columnas&gt; "}" ";</w:t>
+                      </w:r>
+                      <w:proofErr w:type="gramStart"/>
+                      <w:r>
+                        <w:rPr>
+                          <w:color w:val="FFFFFF" w:themeColor="background1"/>
+                        </w:rPr>
+                        <w:t>" ;</w:t>
+                      </w:r>
+                      <w:proofErr w:type="gramEnd"/>
+                    </w:p>
+                    <w:p>
+                      <w:pPr>
+                        <w:rPr>
+                          <w:color w:val="FFFFFF" w:themeColor="background1"/>
+                        </w:rPr>
+                      </w:pPr>
+                      <w:r>
+                        <w:rPr>
+                          <w:color w:val="FFFFFF" w:themeColor="background1"/>
+                        </w:rPr>
+                        <w:t xml:space="preserve">&lt;columnas&gt;   </w:t>
+                      </w:r>
+                      <w:proofErr w:type="gramStart"/>
+                      <w:r>
+                        <w:rPr>
+                          <w:color w:val="FFFFFF" w:themeColor="background1"/>
+                        </w:rPr>
+                        <w:t xml:space="preserve">  ::=</w:t>
+                      </w:r>
+                      <w:proofErr w:type="gramEnd"/>
+                      <w:r>
+                        <w:rPr>
+                          <w:color w:val="FFFFFF" w:themeColor="background1"/>
+                        </w:rPr>
+                        <w:t xml:space="preserve"> &lt;columna&gt; &lt;</w:t>
+                      </w:r>
+                      <w:proofErr w:type="spellStart"/>
+                      <w:r>
+                        <w:rPr>
+                          <w:color w:val="FFFFFF" w:themeColor="background1"/>
+                        </w:rPr>
+                        <w:t>columnas_resto</w:t>
+                      </w:r>
+                      <w:proofErr w:type="spellEnd"/>
+                      <w:proofErr w:type="gramStart"/>
+                      <w:r>
+                        <w:rPr>
+                          <w:color w:val="FFFFFF" w:themeColor="background1"/>
+                        </w:rPr>
+                        <w:t>&gt; ;</w:t>
+                      </w:r>
+                      <w:proofErr w:type="gramEnd"/>
+                    </w:p>
+                    <w:p>
+                      <w:pPr>
+                        <w:rPr>
+                          <w:color w:val="FFFFFF" w:themeColor="background1"/>
+                        </w:rPr>
+                      </w:pPr>
+                      <w:r>
+                        <w:rPr>
+                          <w:color w:val="FFFFFF" w:themeColor="background1"/>
+                        </w:rPr>
+                        <w:t>&lt;</w:t>
+                      </w:r>
+                      <w:proofErr w:type="spellStart"/>
+                      <w:r>
+                        <w:rPr>
+                          <w:color w:val="FFFFFF" w:themeColor="background1"/>
+                        </w:rPr>
+                        <w:t>columnas_resto</w:t>
+                      </w:r>
+                      <w:proofErr w:type="spellEnd"/>
+                      <w:proofErr w:type="gramStart"/>
+                      <w:r>
+                        <w:rPr>
+                          <w:color w:val="FFFFFF" w:themeColor="background1"/>
+                        </w:rPr>
+                        <w:t>&gt; ::=</w:t>
+                      </w:r>
+                      <w:proofErr w:type="gramEnd"/>
+                      <w:r>
+                        <w:rPr>
+                          <w:color w:val="FFFFFF" w:themeColor="background1"/>
+                        </w:rPr>
+                        <w:t xml:space="preserve"> &lt;columna&gt; &lt;</w:t>
+                      </w:r>
+                      <w:proofErr w:type="spellStart"/>
+                      <w:r>
+                        <w:rPr>
+                          <w:color w:val="FFFFFF" w:themeColor="background1"/>
+                        </w:rPr>
+                        <w:t>columnas_resto</w:t>
+                      </w:r>
+                      <w:proofErr w:type="spellEnd"/>
+                      <w:r>
+                        <w:rPr>
+                          <w:color w:val="FFFFFF" w:themeColor="background1"/>
+                        </w:rPr>
+                        <w:t xml:space="preserve">&gt; | </w:t>
+                      </w:r>
+                      <w:proofErr w:type="gramStart"/>
+                      <w:r>
+                        <w:rPr>
+                          <w:color w:val="FFFFFF" w:themeColor="background1"/>
+                        </w:rPr>
+                        <w:t>ε ;</w:t>
+                      </w:r>
+                      <w:proofErr w:type="gramEnd"/>
+                    </w:p>
+                    <w:p>
+                      <w:pPr>
+                        <w:rPr>
+                          <w:color w:val="FFFFFF" w:themeColor="background1"/>
+                        </w:rPr>
+                      </w:pPr>
+                      <w:r>
+                        <w:rPr>
+                          <w:color w:val="FFFFFF" w:themeColor="background1"/>
+                        </w:rPr>
+                        <w:t xml:space="preserve">&lt;columna&gt;    </w:t>
+                      </w:r>
+                      <w:proofErr w:type="gramStart"/>
+                      <w:r>
+                        <w:rPr>
+                          <w:color w:val="FFFFFF" w:themeColor="background1"/>
+                        </w:rPr>
+                        <w:t xml:space="preserve">  ::=</w:t>
+                      </w:r>
+                      <w:proofErr w:type="gramEnd"/>
+                      <w:r>
+                        <w:rPr>
+                          <w:color w:val="FFFFFF" w:themeColor="background1"/>
+                        </w:rPr>
+                        <w:t xml:space="preserve"> COLUMNA CADENA "{" &lt;tareas&gt; "}" ";</w:t>
+                      </w:r>
+                      <w:proofErr w:type="gramStart"/>
+                      <w:r>
+                        <w:rPr>
+                          <w:color w:val="FFFFFF" w:themeColor="background1"/>
+                        </w:rPr>
+                        <w:t>" ;</w:t>
+                      </w:r>
+                      <w:proofErr w:type="gramEnd"/>
+                    </w:p>
+                    <w:p>
+                      <w:pPr>
+                        <w:rPr>
+                          <w:color w:val="FFFFFF" w:themeColor="background1"/>
+                        </w:rPr>
+                      </w:pPr>
+                      <w:r>
+                        <w:rPr>
+                          <w:color w:val="FFFFFF" w:themeColor="background1"/>
+                        </w:rPr>
+                        <w:t xml:space="preserve">&lt;tareas&gt;     </w:t>
+                      </w:r>
+                      <w:proofErr w:type="gramStart"/>
+                      <w:r>
+                        <w:rPr>
+                          <w:color w:val="FFFFFF" w:themeColor="background1"/>
+                        </w:rPr>
+                        <w:t xml:space="preserve">  ::=</w:t>
+                      </w:r>
+                      <w:proofErr w:type="gramEnd"/>
+                      <w:r>
+                        <w:rPr>
+                          <w:color w:val="FFFFFF" w:themeColor="background1"/>
+                        </w:rPr>
+                        <w:t xml:space="preserve"> &lt;tarea&gt; &lt;</w:t>
+                      </w:r>
+                      <w:proofErr w:type="spellStart"/>
+                      <w:r>
+                        <w:rPr>
+                          <w:color w:val="FFFFFF" w:themeColor="background1"/>
+                        </w:rPr>
+                        <w:t>tareas_resto</w:t>
+                      </w:r>
+                      <w:proofErr w:type="spellEnd"/>
+                      <w:proofErr w:type="gramStart"/>
+                      <w:r>
+                        <w:rPr>
+                          <w:color w:val="FFFFFF" w:themeColor="background1"/>
+                        </w:rPr>
+                        <w:t>&gt; ;</w:t>
+                      </w:r>
+                      <w:proofErr w:type="gramEnd"/>
+                    </w:p>
+                    <w:p>
+                      <w:pPr>
+                        <w:rPr>
+                          <w:color w:val="FFFFFF" w:themeColor="background1"/>
+                        </w:rPr>
+                      </w:pPr>
+                      <w:r>
+                        <w:rPr>
+                          <w:color w:val="FFFFFF" w:themeColor="background1"/>
+                        </w:rPr>
+                        <w:t>&lt;</w:t>
+                      </w:r>
+                      <w:proofErr w:type="spellStart"/>
+                      <w:r>
+                        <w:rPr>
+                          <w:color w:val="FFFFFF" w:themeColor="background1"/>
+                        </w:rPr>
+                        <w:t>tareas_resto</w:t>
+                      </w:r>
+                      <w:proofErr w:type="spellEnd"/>
+                      <w:proofErr w:type="gramStart"/>
+                      <w:r>
+                        <w:rPr>
+                          <w:color w:val="FFFFFF" w:themeColor="background1"/>
+                        </w:rPr>
+                        <w:t>&gt; ::=</w:t>
+                      </w:r>
+                      <w:proofErr w:type="gramEnd"/>
+                      <w:r>
+                        <w:rPr>
+                          <w:color w:val="FFFFFF" w:themeColor="background1"/>
+                        </w:rPr>
+                        <w:t xml:space="preserve"> "," &lt;tarea&gt; &lt;</w:t>
+                      </w:r>
+                      <w:proofErr w:type="spellStart"/>
+                      <w:r>
+                        <w:rPr>
+                          <w:color w:val="FFFFFF" w:themeColor="background1"/>
+                        </w:rPr>
+                        <w:t>tareas_resto</w:t>
+                      </w:r>
+                      <w:proofErr w:type="spellEnd"/>
+                      <w:r>
+                        <w:rPr>
+                          <w:color w:val="FFFFFF" w:themeColor="background1"/>
+                        </w:rPr>
+                        <w:t xml:space="preserve">&gt; | </w:t>
+                      </w:r>
+                      <w:proofErr w:type="gramStart"/>
+                      <w:r>
+                        <w:rPr>
+                          <w:color w:val="FFFFFF" w:themeColor="background1"/>
+                        </w:rPr>
+                        <w:t>ε ;</w:t>
+                      </w:r>
+                      <w:proofErr w:type="gramEnd"/>
+                    </w:p>
+                    <w:p>
+                      <w:pPr>
+                        <w:rPr>
+                          <w:color w:val="FFFFFF" w:themeColor="background1"/>
+                        </w:rPr>
+                      </w:pPr>
+                      <w:r>
+                        <w:rPr>
+                          <w:color w:val="FFFFFF" w:themeColor="background1"/>
+                        </w:rPr>
+                        <w:t xml:space="preserve">&lt;tarea&gt;      </w:t>
+                      </w:r>
+                      <w:proofErr w:type="gramStart"/>
+                      <w:r>
+                        <w:rPr>
+                          <w:color w:val="FFFFFF" w:themeColor="background1"/>
+                        </w:rPr>
+                        <w:t xml:space="preserve">  ::=</w:t>
+                      </w:r>
+                      <w:proofErr w:type="gramEnd"/>
+                      <w:r>
+                        <w:rPr>
+                          <w:color w:val="FFFFFF" w:themeColor="background1"/>
+                        </w:rPr>
+                        <w:t xml:space="preserve"> tarea ":" CADENA "[" &lt;atributos&gt; "]</w:t>
+                      </w:r>
+                      <w:proofErr w:type="gramStart"/>
+                      <w:r>
+                        <w:rPr>
+                          <w:color w:val="FFFFFF" w:themeColor="background1"/>
+                        </w:rPr>
+                        <w:t>" ;</w:t>
+                      </w:r>
+                      <w:proofErr w:type="gramEnd"/>
+                    </w:p>
+                    <w:p>
+                      <w:pPr>
+                        <w:rPr>
+                          <w:color w:val="FFFFFF" w:themeColor="background1"/>
+                        </w:rPr>
+                      </w:pPr>
+                      <w:r>
+                        <w:rPr>
+                          <w:color w:val="FFFFFF" w:themeColor="background1"/>
+                        </w:rPr>
+                        <w:t xml:space="preserve">&lt;atributos&gt;  </w:t>
+                      </w:r>
+                      <w:proofErr w:type="gramStart"/>
+                      <w:r>
+                        <w:rPr>
+                          <w:color w:val="FFFFFF" w:themeColor="background1"/>
+                        </w:rPr>
+                        <w:t xml:space="preserve">  ::=</w:t>
+                      </w:r>
+                      <w:proofErr w:type="gramEnd"/>
+                      <w:r>
+                        <w:rPr>
+                          <w:color w:val="FFFFFF" w:themeColor="background1"/>
+                        </w:rPr>
+                        <w:t xml:space="preserve"> &lt;atributo&gt; &lt;</w:t>
+                      </w:r>
+                      <w:proofErr w:type="spellStart"/>
+                      <w:r>
+                        <w:rPr>
+                          <w:color w:val="FFFFFF" w:themeColor="background1"/>
+                        </w:rPr>
+                        <w:t>atributos_resto</w:t>
+                      </w:r>
+                      <w:proofErr w:type="spellEnd"/>
+                      <w:proofErr w:type="gramStart"/>
+                      <w:r>
+                        <w:rPr>
+                          <w:color w:val="FFFFFF" w:themeColor="background1"/>
+                        </w:rPr>
+                        <w:t>&gt; ;</w:t>
+                      </w:r>
+                      <w:proofErr w:type="gramEnd"/>
+                    </w:p>
+                    <w:p>
+                      <w:pPr>
+                        <w:rPr>
+                          <w:color w:val="FFFFFF" w:themeColor="background1"/>
+                        </w:rPr>
+                      </w:pPr>
+                      <w:r>
+                        <w:rPr>
+                          <w:color w:val="FFFFFF" w:themeColor="background1"/>
+                        </w:rPr>
+                        <w:t>&lt;</w:t>
+                      </w:r>
+                      <w:proofErr w:type="spellStart"/>
+                      <w:r>
+                        <w:rPr>
+                          <w:color w:val="FFFFFF" w:themeColor="background1"/>
+                        </w:rPr>
+                        <w:t>atributos_resto</w:t>
+                      </w:r>
+                      <w:proofErr w:type="spellEnd"/>
+                      <w:proofErr w:type="gramStart"/>
+                      <w:r>
+                        <w:rPr>
+                          <w:color w:val="FFFFFF" w:themeColor="background1"/>
+                        </w:rPr>
+                        <w:t>&gt; ::=</w:t>
+                      </w:r>
+                      <w:proofErr w:type="gramEnd"/>
+                      <w:r>
+                        <w:rPr>
+                          <w:color w:val="FFFFFF" w:themeColor="background1"/>
+                        </w:rPr>
+                        <w:t xml:space="preserve"> "," &lt;atributo&gt; &lt;</w:t>
+                      </w:r>
+                      <w:proofErr w:type="spellStart"/>
+                      <w:r>
+                        <w:rPr>
+                          <w:color w:val="FFFFFF" w:themeColor="background1"/>
+                        </w:rPr>
+                        <w:t>atributos_resto</w:t>
+                      </w:r>
+                      <w:proofErr w:type="spellEnd"/>
+                      <w:r>
+                        <w:rPr>
+                          <w:color w:val="FFFFFF" w:themeColor="background1"/>
+                        </w:rPr>
+                        <w:t xml:space="preserve">&gt; | </w:t>
+                      </w:r>
+                      <w:proofErr w:type="gramStart"/>
+                      <w:r>
+                        <w:rPr>
+                          <w:color w:val="FFFFFF" w:themeColor="background1"/>
+                        </w:rPr>
+                        <w:t>ε ;</w:t>
+                      </w:r>
+                      <w:proofErr w:type="gramEnd"/>
+                    </w:p>
+                    <w:p>
+                      <w:pPr>
+                        <w:rPr>
+                          <w:color w:val="FFFFFF" w:themeColor="background1"/>
+                        </w:rPr>
+                      </w:pPr>
+                      <w:r>
+                        <w:rPr>
+                          <w:color w:val="FFFFFF" w:themeColor="background1"/>
+                        </w:rPr>
+                        <w:t xml:space="preserve">&lt;atributo&gt;   </w:t>
+                      </w:r>
+                      <w:proofErr w:type="gramStart"/>
+                      <w:r>
+                        <w:rPr>
+                          <w:color w:val="FFFFFF" w:themeColor="background1"/>
+                        </w:rPr>
+                        <w:t xml:space="preserve">  ::=</w:t>
+                      </w:r>
+                      <w:proofErr w:type="gramEnd"/>
+                      <w:r>
+                        <w:rPr>
+                          <w:color w:val="FFFFFF" w:themeColor="background1"/>
+                        </w:rPr>
+                        <w:t xml:space="preserve"> prioridad ":" &lt;</w:t>
+                      </w:r>
+                      <w:proofErr w:type="spellStart"/>
+                      <w:r>
+                        <w:rPr>
+                          <w:color w:val="FFFFFF" w:themeColor="background1"/>
+                        </w:rPr>
+                        <w:t>nivel_prioridad</w:t>
+                      </w:r>
+                      <w:proofErr w:type="spellEnd"/>
+                      <w:r>
+                        <w:rPr>
+                          <w:color w:val="FFFFFF" w:themeColor="background1"/>
+                        </w:rPr>
+                        <w:t>&gt;</w:t>
+                      </w:r>
+                    </w:p>
+                    <w:p>
+                      <w:pPr>
+                        <w:rPr>
+                          <w:color w:val="FFFFFF" w:themeColor="background1"/>
+                        </w:rPr>
+                      </w:pPr>
+                      <w:r>
+                        <w:rPr>
+                          <w:color w:val="FFFFFF" w:themeColor="background1"/>
+                        </w:rPr>
+                        <w:t xml:space="preserve">                 | responsable ":" CADENA</w:t>
+                      </w:r>
+                    </w:p>
+                    <w:p>
+                      <w:pPr>
+                        <w:rPr>
+                          <w:color w:val="FFFFFF" w:themeColor="background1"/>
+                        </w:rPr>
+                      </w:pPr>
+                      <w:r>
+                        <w:rPr>
+                          <w:color w:val="FFFFFF" w:themeColor="background1"/>
+                        </w:rPr>
+                        <w:t xml:space="preserve">                 | </w:t>
+                      </w:r>
+                      <w:proofErr w:type="spellStart"/>
+                      <w:r>
+                        <w:rPr>
+                          <w:color w:val="FFFFFF" w:themeColor="background1"/>
+                        </w:rPr>
+                        <w:t>fecha_limite</w:t>
+                      </w:r>
+                      <w:proofErr w:type="spellEnd"/>
+                      <w:r>
+                        <w:rPr>
+                          <w:color w:val="FFFFFF" w:themeColor="background1"/>
+                        </w:rPr>
+                        <w:t xml:space="preserve"> ":" &lt;fecha&gt;</w:t>
+                      </w:r>
+                    </w:p>
+                    <w:p>
+                      <w:pPr>
+                        <w:rPr>
+                          <w:color w:val="FFFFFF" w:themeColor="background1"/>
+                        </w:rPr>
+                      </w:pPr>
+                      <w:r>
+                        <w:rPr>
+                          <w:color w:val="FFFFFF" w:themeColor="background1"/>
+                        </w:rPr>
+                        <w:t xml:space="preserve">                 ;</w:t>
+                      </w:r>
+                    </w:p>
+                    <w:p>
+                      <w:pPr>
+                        <w:rPr>
+                          <w:color w:val="FFFFFF" w:themeColor="background1"/>
+                        </w:rPr>
+                      </w:pPr>
+                      <w:r>
+                        <w:rPr>
+                          <w:color w:val="FFFFFF" w:themeColor="background1"/>
+                        </w:rPr>
+                        <w:t>&lt;</w:t>
+                      </w:r>
+                      <w:proofErr w:type="spellStart"/>
+                      <w:r>
+                        <w:rPr>
+                          <w:color w:val="FFFFFF" w:themeColor="background1"/>
+                        </w:rPr>
+                        <w:t>nivel_prioridad</w:t>
+                      </w:r>
+                      <w:proofErr w:type="spellEnd"/>
+                      <w:proofErr w:type="gramStart"/>
+                      <w:r>
+                        <w:rPr>
+                          <w:color w:val="FFFFFF" w:themeColor="background1"/>
+                        </w:rPr>
+                        <w:t>&gt; ::=</w:t>
+                      </w:r>
+                      <w:proofErr w:type="gramEnd"/>
+                      <w:r>
+                        <w:rPr>
+                          <w:color w:val="FFFFFF" w:themeColor="background1"/>
+                        </w:rPr>
+                        <w:t xml:space="preserve"> ALTA | MEDIA | </w:t>
+                      </w:r>
+                      <w:proofErr w:type="gramStart"/>
+                      <w:r>
+                        <w:rPr>
+                          <w:color w:val="FFFFFF" w:themeColor="background1"/>
+                        </w:rPr>
+                        <w:t>BAJA ;</w:t>
+                      </w:r>
+                      <w:proofErr w:type="gramEnd"/>
+                    </w:p>
+                    <w:p>
+                      <w:pPr>
+                        <w:rPr>
+                          <w:color w:val="FFFFFF" w:themeColor="background1"/>
+                        </w:rPr>
+                      </w:pPr>
+                      <w:r>
+                        <w:rPr>
+                          <w:color w:val="FFFFFF" w:themeColor="background1"/>
+                        </w:rPr>
+                        <w:t xml:space="preserve">&lt;fecha&gt;      </w:t>
+                      </w:r>
+                      <w:proofErr w:type="gramStart"/>
+                      <w:r>
+                        <w:rPr>
+                          <w:color w:val="FFFFFF" w:themeColor="background1"/>
+                        </w:rPr>
+                        <w:t xml:space="preserve">  ::=</w:t>
+                      </w:r>
+                      <w:proofErr w:type="gramEnd"/>
+                      <w:r>
+                        <w:rPr>
+                          <w:color w:val="FFFFFF" w:themeColor="background1"/>
+                        </w:rPr>
+                        <w:t xml:space="preserve"> CADENA | </w:t>
+                      </w:r>
+                      <w:proofErr w:type="gramStart"/>
+                      <w:r>
+                        <w:rPr>
+                          <w:color w:val="FFFFFF" w:themeColor="background1"/>
+                        </w:rPr>
+                        <w:t>FECHA ;</w:t>
+                      </w:r>
+                      <w:proofErr w:type="gramEnd"/>
+                      <w:r>
+                        <w:rPr>
+                          <w:color w:val="FFFFFF" w:themeColor="background1"/>
+                        </w:rPr>
+                        <w:t xml:space="preserve">  // FECHA = formato YYYY-MM-DD</w:t>
+                      </w:r>
+                    </w:p>
+                  </w:txbxContent>
+                </v:textbox>
+                <w10:wrap type="square"/>
+              </v:shape>
+            </w:pict>
+          </mc:Fallback>
+        </mc:AlternateContent>
+      </w:r>
+      <w:r>
+        <w:t>GRAMATICA LIBRE DE CONTEXTO</w:t>
+      </w:r>
+    </w:p>
+    <w:p>
+      <w:pPr>
+        <w:rPr>
+          <w:rFonts w:asciiTheme="majorHAnsi" w:eastAsiaTheme="majorEastAsia" w:hAnsiTheme="majorHAnsi" w:cstheme="majorBidi"/>
+          <w:color w:val="0F4761" w:themeColor="accent1" w:themeShade="BF"/>
+          <w:sz w:val="40"/>
+          <w:szCs w:val="40"/>
+        </w:rPr>
+      </w:pPr>
+      <w:r>
+        <w:br w:type="page"/>
+      </w:r>
+    </w:p>
+    <w:p>
+      <w:pPr>
+        <w:pStyle w:val="Ttulo1"/>
+        <w:rPr>
+          <w:b/>
+          <w:bCs/>
+          <w:u w:val="single"/>
+        </w:rPr>
+      </w:pPr>
+      <w:r>
+        <w:rPr>
+          <w:noProof/>
+        </w:rPr>
+        <w:lastRenderedPageBreak/>
+        <w:drawing>
+          <wp:anchor distT="0" distB="0" distL="114300" distR="114300" simplePos="0" relativeHeight="251676672" behindDoc="1" locked="0" layoutInCell="1" allowOverlap="1" wp14:anchorId="7C9C904F" wp14:editId="02300911">
+            <wp:simplePos x="0" y="0"/>
+            <wp:positionH relativeFrom="column">
+              <wp:posOffset>-906780</wp:posOffset>
+            </wp:positionH>
+            <wp:positionV relativeFrom="paragraph">
+              <wp:posOffset>502920</wp:posOffset>
+            </wp:positionV>
+            <wp:extent cx="7503795" cy="4502150"/>
+            <wp:effectExtent l="0" t="0" r="1905" b="0"/>
+            <wp:wrapTight wrapText="bothSides">
+              <wp:wrapPolygon edited="0">
+                <wp:start x="0" y="0"/>
+                <wp:lineTo x="0" y="21478"/>
+                <wp:lineTo x="21551" y="21478"/>
+                <wp:lineTo x="21551" y="0"/>
+                <wp:lineTo x="0" y="0"/>
+              </wp:wrapPolygon>
+            </wp:wrapTight>
+            <wp:docPr id="387495781" name="Imagen 2"/>
+            <wp:cNvGraphicFramePr>
+              <a:graphicFrameLocks xmlns:a="http://schemas.openxmlformats.org/drawingml/2006/main" noChangeAspect="1"/>
+            </wp:cNvGraphicFramePr>
+            <a:graphic xmlns:a="http://schemas.openxmlformats.org/drawingml/2006/main">
+              <a:graphicData uri="http://schemas.openxmlformats.org/drawingml/2006/picture">
+                <pic:pic xmlns:pic="http://schemas.openxmlformats.org/drawingml/2006/picture">
+                  <pic:nvPicPr>
+                    <pic:cNvPr id="0" name="Picture 1"/>
+                    <pic:cNvPicPr>
+                      <a:picLocks noChangeAspect="1" noChangeArrowheads="1"/>
+                    </pic:cNvPicPr>
+                  </pic:nvPicPr>
+                  <pic:blipFill>
+                    <a:blip r:embed="rId11" cstate="print">
+                      <a:extLst>
+                        <a:ext uri="{28A0092B-C50C-407E-A947-70E740481C1C}">
+                          <a14:useLocalDpi xmlns:a14="http://schemas.microsoft.com/office/drawing/2010/main" val="0"/>
+                        </a:ext>
+                      </a:extLst>
+                    </a:blip>
+                    <a:srcRect/>
+                    <a:stretch>
+                      <a:fillRect/>
+                    </a:stretch>
+                  </pic:blipFill>
+                  <pic:spPr bwMode="auto">
+                    <a:xfrm>
+                      <a:off x="0" y="0"/>
+                      <a:ext cx="7503795" cy="4502150"/>
+                    </a:xfrm>
+                    <a:prstGeom prst="rect">
+                      <a:avLst/>
+                    </a:prstGeom>
+                    <a:noFill/>
+                    <a:ln>
+                      <a:noFill/>
+                    </a:ln>
+                  </pic:spPr>
+                </pic:pic>
+              </a:graphicData>
+            </a:graphic>
+            <wp14:sizeRelH relativeFrom="margin">
+              <wp14:pctWidth>0</wp14:pctWidth>
+            </wp14:sizeRelH>
+            <wp14:sizeRelV relativeFrom="margin">
+              <wp14:pctHeight>0</wp14:pctHeight>
+            </wp14:sizeRelV>
+          </wp:anchor>
+        </w:drawing>
+      </w:r>
+      <w:r>
+        <w:t>DIAGRAMA COMPONENTES UML</w:t>
+      </w:r>
+    </w:p>
+    <w:p/>
+    <w:p>
+      <w:r>
+        <w:br w:type="page"/>
+      </w:r>
+    </w:p>
+    <w:p>
+      <w:pPr>
+        <w:pStyle w:val="Ttulo1"/>
+        <w:rPr>
+          <w:b/>
+          <w:bCs/>
+          <w:u w:val="single"/>
+        </w:rPr>
+      </w:pPr>
+      <w:r>
+        <w:lastRenderedPageBreak/>
+        <w:t xml:space="preserve">METODOS, VARIABLES Y PROCESOS IMPORTANTES PARA LA ELABORACION. </w:t>
+      </w:r>
+    </w:p>
+    <w:p>
+      <w:pPr>
+        <w:ind w:left="360"/>
+        <w:rPr>
+          <w:u w:val="single"/>
+        </w:rPr>
+      </w:pPr>
+      <w:r>
+        <w:drawing>
+          <wp:anchor distT="0" distB="0" distL="114300" distR="114300" simplePos="0" relativeHeight="251677696" behindDoc="1" locked="0" layoutInCell="1" allowOverlap="1" wp14:anchorId="240BFB56" wp14:editId="486C68C2">
+            <wp:simplePos x="0" y="0"/>
+            <wp:positionH relativeFrom="column">
+              <wp:posOffset>1631402</wp:posOffset>
+            </wp:positionH>
+            <wp:positionV relativeFrom="paragraph">
+              <wp:posOffset>225841</wp:posOffset>
+            </wp:positionV>
+            <wp:extent cx="4675050" cy="6370933"/>
+            <wp:effectExtent l="0" t="0" r="0" b="0"/>
+            <wp:wrapTight wrapText="bothSides">
+              <wp:wrapPolygon edited="0">
+                <wp:start x="0" y="0"/>
+                <wp:lineTo x="0" y="21510"/>
+                <wp:lineTo x="21477" y="21510"/>
+                <wp:lineTo x="21477" y="0"/>
+                <wp:lineTo x="0" y="0"/>
+              </wp:wrapPolygon>
+            </wp:wrapTight>
+            <wp:docPr id="127328423" name="Imagen 1"/>
+            <wp:cNvGraphicFramePr>
+              <a:graphicFrameLocks xmlns:a="http://schemas.openxmlformats.org/drawingml/2006/main" noChangeAspect="1"/>
+            </wp:cNvGraphicFramePr>
+            <a:graphic xmlns:a="http://schemas.openxmlformats.org/drawingml/2006/main">
+              <a:graphicData uri="http://schemas.openxmlformats.org/drawingml/2006/picture">
+                <pic:pic xmlns:pic="http://schemas.openxmlformats.org/drawingml/2006/picture">
+                  <pic:nvPicPr>
+                    <pic:cNvPr id="127328423" name=""/>
                     <pic:cNvPicPr/>
                   </pic:nvPicPr>
                   <pic:blipFill>
-                    <a:blip r:embed="rId9">
+                    <a:blip r:embed="rId12">
                       <a:extLst>
                         <a:ext uri="{28A0092B-C50C-407E-A947-70E740481C1C}">
                           <a14:useLocalDpi xmlns:a14="http://schemas.microsoft.com/office/drawing/2010/main" val="0"/>
@@ -381,7 +2046,7 @@
                   <pic:spPr>
                     <a:xfrm>
                       <a:off x="0" y="0"/>
-                      <a:ext cx="3933825" cy="7182485"/>
+                      <a:ext cx="4675050" cy="6370933"/>
                     </a:xfrm>
                     <a:prstGeom prst="rect">
                       <a:avLst/>
@@ -390,6 +2055,12 @@
                 </pic:pic>
               </a:graphicData>
             </a:graphic>
+            <wp14:sizeRelH relativeFrom="margin">
+              <wp14:pctWidth>0</wp14:pctWidth>
+            </wp14:sizeRelH>
+            <wp14:sizeRelV relativeFrom="margin">
+              <wp14:pctHeight>0</wp14:pctHeight>
+            </wp14:sizeRelV>
           </wp:anchor>
         </w:drawing>
       </w:r>
@@ -422,6 +2093,7 @@
         </w:rPr>
         <w:t xml:space="preserve"> y </w:t>
       </w:r>
+      <w:proofErr w:type="spellStart"/>
       <w:r>
         <w:rPr>
           <w:i/>
@@ -431,6 +2103,7 @@
         </w:rPr>
         <w:t>TokenType</w:t>
       </w:r>
+      <w:proofErr w:type="spellEnd"/>
       <w:r>
         <w:rPr>
           <w:i/>
@@ -442,8 +2115,37 @@
       </w:r>
     </w:p>
     <w:p>
-      <w:r>
-        <w:t>TokenType Funciona para identificar tokens que se utilizaran para la lectura de un lexema e identificar el patrón al que pertenecen. Si no están incluidos en el TokenType se considerarán desconocidos para el programa. Por ello es importante declarar un token en el TokenType además de identificar la entrada servirá para leer el documento e identificar que tipo de token pertenece el Lexema</w:t>
+      <w:proofErr w:type="spellStart"/>
+      <w:r>
+        <w:t>TokenType</w:t>
+      </w:r>
+      <w:proofErr w:type="spellEnd"/>
+      <w:r>
+        <w:t xml:space="preserve"> Funciona para identificar tokens que se utilizaran para la lectura de un lexema e identificar el patrón al que pertenecen. Si no están incluidos en el </w:t>
+      </w:r>
+      <w:proofErr w:type="spellStart"/>
+      <w:r>
+        <w:t>TokenType</w:t>
+      </w:r>
+      <w:proofErr w:type="spellEnd"/>
+      <w:r>
+        <w:t xml:space="preserve"> se considerarán desconocidos para el programa. Por ello es importante declarar un token en el </w:t>
+      </w:r>
+      <w:proofErr w:type="spellStart"/>
+      <w:r>
+        <w:t>TokenType</w:t>
+      </w:r>
+      <w:proofErr w:type="spellEnd"/>
+      <w:r>
+        <w:t xml:space="preserve"> además de identificar la entrada servirá para leer el documento e identificar </w:t>
+      </w:r>
+      <w:proofErr w:type="spellStart"/>
+      <w:r>
+        <w:t>que</w:t>
+      </w:r>
+      <w:proofErr w:type="spellEnd"/>
+      <w:r>
+        <w:t xml:space="preserve"> tipo de token pertenece el Lexema</w:t>
       </w:r>
     </w:p>
     <w:p/>
@@ -465,47 +2167,57 @@
           <w:b/>
           <w:bCs/>
         </w:rPr>
-        <w:t>(Token.h; fila 12 a 60)</w:t>
+        <w:t>(</w:t>
+      </w:r>
+      <w:proofErr w:type="spellStart"/>
+      <w:r>
+        <w:rPr>
+          <w:b/>
+          <w:bCs/>
+        </w:rPr>
+        <w:t>Token.h</w:t>
+      </w:r>
+      <w:proofErr w:type="spellEnd"/>
+      <w:r>
+        <w:rPr>
+          <w:b/>
+          <w:bCs/>
+        </w:rPr>
+        <w:t>; fila 12 a 60)</w:t>
       </w:r>
     </w:p>
     <w:p>
       <w:r>
         <w:br w:type="page"/>
       </w:r>
-    </w:p>
-    <w:p>
-      <w:pPr>
-        <w:pStyle w:val="Ttulo2"/>
-        <w:rPr>
-          <w:i/>
-          <w:iCs/>
-          <w:sz w:val="40"/>
-          <w:szCs w:val="40"/>
-        </w:rPr>
-      </w:pPr>
-      <w:r>
+      <w:r>
+        <w:rPr>
+          <w:b/>
+          <w:bCs/>
+          <w:lang w:val="en-US"/>
+        </w:rPr>
         <w:lastRenderedPageBreak/>
         <w:drawing>
-          <wp:anchor distT="0" distB="0" distL="114300" distR="114300" simplePos="0" relativeHeight="251662336" behindDoc="1" locked="0" layoutInCell="1" allowOverlap="1" wp14:anchorId="65D620BE" wp14:editId="0A88C279">
+          <wp:anchor distT="0" distB="0" distL="114300" distR="114300" simplePos="0" relativeHeight="251678720" behindDoc="1" locked="0" layoutInCell="1" allowOverlap="1" wp14:anchorId="62270E78" wp14:editId="0BB9357D">
             <wp:simplePos x="0" y="0"/>
             <wp:positionH relativeFrom="column">
-              <wp:posOffset>2085568</wp:posOffset>
+              <wp:posOffset>3095909</wp:posOffset>
             </wp:positionH>
             <wp:positionV relativeFrom="paragraph">
-              <wp:posOffset>601184</wp:posOffset>
+              <wp:posOffset>274</wp:posOffset>
             </wp:positionV>
-            <wp:extent cx="3771900" cy="5991860"/>
-            <wp:effectExtent l="0" t="0" r="0" b="8890"/>
+            <wp:extent cx="3009265" cy="5213350"/>
+            <wp:effectExtent l="0" t="0" r="635" b="6350"/>
             <wp:wrapTight wrapText="bothSides">
               <wp:wrapPolygon edited="0">
                 <wp:start x="0" y="0"/>
-                <wp:lineTo x="0" y="21563"/>
-                <wp:lineTo x="21494" y="21563"/>
-                <wp:lineTo x="21494" y="0"/>
+                <wp:lineTo x="0" y="21547"/>
+                <wp:lineTo x="21468" y="21547"/>
+                <wp:lineTo x="21468" y="0"/>
                 <wp:lineTo x="0" y="0"/>
               </wp:wrapPolygon>
             </wp:wrapTight>
-            <wp:docPr id="961469145" name="Imagen 1"/>
+            <wp:docPr id="186836889" name="Imagen 1"/>
             <wp:cNvGraphicFramePr>
               <a:graphicFrameLocks xmlns:a="http://schemas.openxmlformats.org/drawingml/2006/main" noChangeAspect="1"/>
             </wp:cNvGraphicFramePr>
@@ -513,11 +2225,11 @@
               <a:graphicData uri="http://schemas.openxmlformats.org/drawingml/2006/picture">
                 <pic:pic xmlns:pic="http://schemas.openxmlformats.org/drawingml/2006/picture">
                   <pic:nvPicPr>
-                    <pic:cNvPr id="961469145" name=""/>
+                    <pic:cNvPr id="186836889" name=""/>
                     <pic:cNvPicPr/>
                   </pic:nvPicPr>
                   <pic:blipFill>
-                    <a:blip r:embed="rId10">
+                    <a:blip r:embed="rId13">
                       <a:extLst>
                         <a:ext uri="{28A0092B-C50C-407E-A947-70E740481C1C}">
                           <a14:useLocalDpi xmlns:a14="http://schemas.microsoft.com/office/drawing/2010/main" val="0"/>
@@ -531,7 +2243,7 @@
                   <pic:spPr>
                     <a:xfrm>
                       <a:off x="0" y="0"/>
-                      <a:ext cx="3771900" cy="5991860"/>
+                      <a:ext cx="3009265" cy="5213350"/>
                     </a:xfrm>
                     <a:prstGeom prst="rect">
                       <a:avLst/>
@@ -543,6 +2255,9 @@
             <wp14:sizeRelH relativeFrom="margin">
               <wp14:pctWidth>0</wp14:pctWidth>
             </wp14:sizeRelH>
+            <wp14:sizeRelV relativeFrom="margin">
+              <wp14:pctHeight>0</wp14:pctHeight>
+            </wp14:sizeRelV>
           </wp:anchor>
         </w:drawing>
       </w:r>
@@ -556,16 +2271,7 @@
           <w:sz w:val="40"/>
           <w:szCs w:val="40"/>
         </w:rPr>
-        <w:t>Estructuras de Datos</w:t>
-      </w:r>
-      <w:r>
-        <w:rPr>
-          <w:i/>
-          <w:iCs/>
-          <w:sz w:val="40"/>
-          <w:szCs w:val="40"/>
-        </w:rPr>
-        <w:t>:</w:t>
+        <w:t>Estructuras de Datos:</w:t>
       </w:r>
     </w:p>
     <w:p>
@@ -578,7 +2284,15 @@
       </w:r>
       <w:proofErr w:type="gramEnd"/>
       <w:r>
-        <w:t xml:space="preserve"> los datos que contienen un medico tendrán una estructura a seguir,</w:t>
+        <w:t xml:space="preserve"> los datos que contienen un </w:t>
+      </w:r>
+      <w:proofErr w:type="spellStart"/>
+      <w:r>
+        <w:t>medico</w:t>
+      </w:r>
+      <w:proofErr w:type="spellEnd"/>
+      <w:r>
+        <w:t xml:space="preserve"> tendrán una estructura a seguir,</w:t>
       </w:r>
     </w:p>
     <w:p>
@@ -587,105 +2301,156 @@
       </w:r>
     </w:p>
     <w:p>
-      <w:r>
-        <w:t>Ademas debe ser declarado 2 veces para LexicalAnalyzer.cpp y mainwindow.cpp</w:t>
-      </w:r>
-      <w:r>
-        <w:br/>
-      </w:r>
-    </w:p>
-    <w:p/>
-    <w:p/>
-    <w:p/>
-    <w:p/>
-    <w:p/>
-    <w:p>
-      <w:r>
-        <w:br/>
-      </w:r>
-    </w:p>
-    <w:p/>
-    <w:p/>
-    <w:p>
-      <w:pPr>
+      <w:proofErr w:type="spellStart"/>
+      <w:r>
+        <w:t>Ademas</w:t>
+      </w:r>
+      <w:proofErr w:type="spellEnd"/>
+      <w:r>
+        <w:t xml:space="preserve"> debe ser declarado 2 veces para LexicalAnalyzer.cpp y mainwindow.cpp</w:t>
+      </w:r>
+    </w:p>
+    <w:p>
+      <w:pPr>
+        <w:rPr>
+          <w:lang w:val="en-US"/>
+        </w:rPr>
+      </w:pPr>
+      <w:r>
         <w:rPr>
           <w:b/>
           <w:bCs/>
-        </w:rPr>
-      </w:pPr>
+          <w:lang w:val="en-US"/>
+        </w:rPr>
+        <w:t>(</w:t>
+      </w:r>
+      <w:proofErr w:type="spellStart"/>
       <w:r>
         <w:rPr>
           <w:b/>
           <w:bCs/>
-        </w:rPr>
-        <w:t>(</w:t>
-      </w:r>
+          <w:lang w:val="en-US"/>
+        </w:rPr>
+        <w:t>LexicalAnalyzer.h</w:t>
+      </w:r>
+      <w:proofErr w:type="spellEnd"/>
       <w:r>
         <w:rPr>
           <w:b/>
           <w:bCs/>
-        </w:rPr>
-        <w:t>LexicalAnalyzer</w:t>
+          <w:lang w:val="en-US"/>
+        </w:rPr>
+        <w:t xml:space="preserve">; fila </w:t>
       </w:r>
       <w:r>
         <w:rPr>
           <w:b/>
           <w:bCs/>
-        </w:rPr>
-        <w:t xml:space="preserve">.h; fila </w:t>
+          <w:lang w:val="en-US"/>
+        </w:rPr>
+        <w:t>8</w:t>
       </w:r>
       <w:r>
         <w:rPr>
           <w:b/>
           <w:bCs/>
-        </w:rPr>
-        <w:t>8</w:t>
+          <w:lang w:val="en-US"/>
+        </w:rPr>
+        <w:t xml:space="preserve"> a </w:t>
       </w:r>
       <w:r>
         <w:rPr>
           <w:b/>
           <w:bCs/>
-        </w:rPr>
-        <w:t xml:space="preserve"> a </w:t>
+          <w:lang w:val="en-US"/>
+        </w:rPr>
+        <w:t>48</w:t>
       </w:r>
       <w:r>
         <w:rPr>
           <w:b/>
           <w:bCs/>
-        </w:rPr>
-        <w:t>48</w:t>
+          <w:lang w:val="en-US"/>
+        </w:rPr>
+        <w:t>)</w:t>
       </w:r>
       <w:r>
         <w:rPr>
           <w:b/>
           <w:bCs/>
-        </w:rPr>
-        <w:t>)</w:t>
-      </w:r>
-    </w:p>
-    <w:p>
-      <w:r>
+          <w:lang w:val="en-US"/>
+        </w:rPr>
+        <w:t xml:space="preserve"> y</w:t>
+      </w:r>
+    </w:p>
+    <w:p>
+      <w:pPr>
+        <w:rPr>
+          <w:b/>
+          <w:bCs/>
+          <w:lang w:val="en-US"/>
+        </w:rPr>
+      </w:pPr>
+      <w:r>
+        <w:rPr>
+          <w:b/>
+          <w:bCs/>
+          <w:lang w:val="en-US"/>
+        </w:rPr>
+        <w:t>(</w:t>
+      </w:r>
+      <w:proofErr w:type="spellStart"/>
+      <w:r>
+        <w:rPr>
+          <w:b/>
+          <w:bCs/>
+          <w:lang w:val="en-US"/>
+        </w:rPr>
+        <w:t>mainWindow.h</w:t>
+      </w:r>
+      <w:proofErr w:type="spellEnd"/>
+      <w:r>
+        <w:rPr>
+          <w:b/>
+          <w:bCs/>
+          <w:lang w:val="en-US"/>
+        </w:rPr>
+        <w:t>; fila 45 a 51)</w:t>
+      </w:r>
+    </w:p>
+    <w:p>
+      <w:pPr>
+        <w:rPr>
+          <w:lang w:val="en-US"/>
+        </w:rPr>
+      </w:pPr>
+      <w:r>
+        <w:rPr>
+          <w:b/>
+          <w:bCs/>
+          <w:lang w:val="en-US"/>
+        </w:rPr>
         <w:drawing>
-          <wp:anchor distT="0" distB="0" distL="114300" distR="114300" simplePos="0" relativeHeight="251663360" behindDoc="1" locked="0" layoutInCell="1" allowOverlap="1" wp14:anchorId="2A83603C" wp14:editId="3B152403">
+          <wp:anchor distT="0" distB="0" distL="114300" distR="114300" simplePos="0" relativeHeight="251680768" behindDoc="1" locked="0" layoutInCell="1" allowOverlap="1" wp14:anchorId="1C8D0401" wp14:editId="28208236">
             <wp:simplePos x="0" y="0"/>
             <wp:positionH relativeFrom="column">
-              <wp:posOffset>2085340</wp:posOffset>
+              <wp:posOffset>-179705</wp:posOffset>
             </wp:positionH>
             <wp:positionV relativeFrom="paragraph">
-              <wp:posOffset>169773</wp:posOffset>
+              <wp:posOffset>3201035</wp:posOffset>
             </wp:positionV>
-            <wp:extent cx="3515216" cy="1428949"/>
-            <wp:effectExtent l="0" t="0" r="9525" b="0"/>
+            <wp:extent cx="6141720" cy="1323340"/>
+            <wp:effectExtent l="0" t="0" r="0" b="0"/>
             <wp:wrapTight wrapText="bothSides">
               <wp:wrapPolygon edited="0">
                 <wp:start x="0" y="0"/>
-                <wp:lineTo x="0" y="21312"/>
-                <wp:lineTo x="21541" y="21312"/>
-                <wp:lineTo x="21541" y="0"/>
+                <wp:lineTo x="0" y="21144"/>
+                <wp:lineTo x="21506" y="21144"/>
+                <wp:lineTo x="21506" y="0"/>
                 <wp:lineTo x="0" y="0"/>
               </wp:wrapPolygon>
             </wp:wrapTight>
-            <wp:docPr id="674617836" name="Imagen 1"/>
+            <wp:docPr id="1947532466" name="Imagen 1"/>
             <wp:cNvGraphicFramePr>
               <a:graphicFrameLocks xmlns:a="http://schemas.openxmlformats.org/drawingml/2006/main" noChangeAspect="1"/>
             </wp:cNvGraphicFramePr>
@@ -693,11 +2458,11 @@
               <a:graphicData uri="http://schemas.openxmlformats.org/drawingml/2006/picture">
                 <pic:pic xmlns:pic="http://schemas.openxmlformats.org/drawingml/2006/picture">
                   <pic:nvPicPr>
-                    <pic:cNvPr id="674617836" name=""/>
+                    <pic:cNvPr id="1947532466" name=""/>
                     <pic:cNvPicPr/>
                   </pic:nvPicPr>
                   <pic:blipFill>
-                    <a:blip r:embed="rId11">
+                    <a:blip r:embed="rId14">
                       <a:extLst>
                         <a:ext uri="{28A0092B-C50C-407E-A947-70E740481C1C}">
                           <a14:useLocalDpi xmlns:a14="http://schemas.microsoft.com/office/drawing/2010/main" val="0"/>
@@ -711,7 +2476,7 @@
                   <pic:spPr>
                     <a:xfrm>
                       <a:off x="0" y="0"/>
-                      <a:ext cx="3515216" cy="1428949"/>
+                      <a:ext cx="6141720" cy="1323340"/>
                     </a:xfrm>
                     <a:prstGeom prst="rect">
                       <a:avLst/>
@@ -720,69 +2485,89 @@
                 </pic:pic>
               </a:graphicData>
             </a:graphic>
+            <wp14:sizeRelH relativeFrom="margin">
+              <wp14:pctWidth>0</wp14:pctWidth>
+            </wp14:sizeRelH>
+            <wp14:sizeRelV relativeFrom="margin">
+              <wp14:pctHeight>0</wp14:pctHeight>
+            </wp14:sizeRelV>
           </wp:anchor>
         </w:drawing>
       </w:r>
-    </w:p>
-    <w:p>
-      <w:pPr>
+      <w:r>
         <w:rPr>
           <w:b/>
           <w:bCs/>
-        </w:rPr>
-      </w:pPr>
-      <w:r>
-        <w:rPr>
-          <w:b/>
-          <w:bCs/>
-        </w:rPr>
-        <w:t>(</w:t>
-      </w:r>
-      <w:r>
-        <w:rPr>
-          <w:b/>
-          <w:bCs/>
-        </w:rPr>
-        <w:t>mainWindow</w:t>
-      </w:r>
-      <w:r>
-        <w:rPr>
-          <w:b/>
-          <w:bCs/>
-        </w:rPr>
-        <w:t xml:space="preserve">.h; fila </w:t>
-      </w:r>
-      <w:r>
-        <w:rPr>
-          <w:b/>
-          <w:bCs/>
-        </w:rPr>
-        <w:t>45</w:t>
-      </w:r>
-      <w:r>
-        <w:rPr>
-          <w:b/>
-          <w:bCs/>
-        </w:rPr>
-        <w:t xml:space="preserve"> a </w:t>
-      </w:r>
-      <w:r>
-        <w:rPr>
-          <w:b/>
-          <w:bCs/>
-        </w:rPr>
-        <w:t>51</w:t>
-      </w:r>
-      <w:r>
-        <w:rPr>
-          <w:b/>
-          <w:bCs/>
-        </w:rPr>
-        <w:t>)</w:t>
-      </w:r>
-    </w:p>
-    <w:p>
-      <w:r>
+          <w:lang w:val="en-US"/>
+        </w:rPr>
+        <w:drawing>
+          <wp:anchor distT="0" distB="0" distL="114300" distR="114300" simplePos="0" relativeHeight="251679744" behindDoc="1" locked="0" layoutInCell="1" allowOverlap="1" wp14:anchorId="320D1455" wp14:editId="59F0A877">
+            <wp:simplePos x="0" y="0"/>
+            <wp:positionH relativeFrom="column">
+              <wp:posOffset>-177800</wp:posOffset>
+            </wp:positionH>
+            <wp:positionV relativeFrom="paragraph">
+              <wp:posOffset>2056329</wp:posOffset>
+            </wp:positionV>
+            <wp:extent cx="6283960" cy="1019810"/>
+            <wp:effectExtent l="0" t="0" r="2540" b="8890"/>
+            <wp:wrapTight wrapText="bothSides">
+              <wp:wrapPolygon edited="0">
+                <wp:start x="0" y="0"/>
+                <wp:lineTo x="0" y="21385"/>
+                <wp:lineTo x="21543" y="21385"/>
+                <wp:lineTo x="21543" y="0"/>
+                <wp:lineTo x="0" y="0"/>
+              </wp:wrapPolygon>
+            </wp:wrapTight>
+            <wp:docPr id="1091711937" name="Imagen 1"/>
+            <wp:cNvGraphicFramePr>
+              <a:graphicFrameLocks xmlns:a="http://schemas.openxmlformats.org/drawingml/2006/main" noChangeAspect="1"/>
+            </wp:cNvGraphicFramePr>
+            <a:graphic xmlns:a="http://schemas.openxmlformats.org/drawingml/2006/main">
+              <a:graphicData uri="http://schemas.openxmlformats.org/drawingml/2006/picture">
+                <pic:pic xmlns:pic="http://schemas.openxmlformats.org/drawingml/2006/picture">
+                  <pic:nvPicPr>
+                    <pic:cNvPr id="1091711937" name=""/>
+                    <pic:cNvPicPr/>
+                  </pic:nvPicPr>
+                  <pic:blipFill>
+                    <a:blip r:embed="rId15">
+                      <a:extLst>
+                        <a:ext uri="{28A0092B-C50C-407E-A947-70E740481C1C}">
+                          <a14:useLocalDpi xmlns:a14="http://schemas.microsoft.com/office/drawing/2010/main" val="0"/>
+                        </a:ext>
+                      </a:extLst>
+                    </a:blip>
+                    <a:stretch>
+                      <a:fillRect/>
+                    </a:stretch>
+                  </pic:blipFill>
+                  <pic:spPr>
+                    <a:xfrm>
+                      <a:off x="0" y="0"/>
+                      <a:ext cx="6283960" cy="1019810"/>
+                    </a:xfrm>
+                    <a:prstGeom prst="rect">
+                      <a:avLst/>
+                    </a:prstGeom>
+                  </pic:spPr>
+                </pic:pic>
+              </a:graphicData>
+            </a:graphic>
+            <wp14:sizeRelH relativeFrom="margin">
+              <wp14:pctWidth>0</wp14:pctWidth>
+            </wp14:sizeRelH>
+            <wp14:sizeRelV relativeFrom="margin">
+              <wp14:pctHeight>0</wp14:pctHeight>
+            </wp14:sizeRelV>
+          </wp:anchor>
+        </w:drawing>
+      </w:r>
+      <w:r>
+        <w:rPr>
+          <w:lang w:val="en-US"/>
+        </w:rPr>
         <w:br w:type="page"/>
       </w:r>
     </w:p>
@@ -796,6 +2581,7 @@
           <w:szCs w:val="40"/>
         </w:rPr>
       </w:pPr>
+      <w:proofErr w:type="spellStart"/>
       <w:r>
         <w:rPr>
           <w:i/>
@@ -806,6 +2592,7 @@
         <w:lastRenderedPageBreak/>
         <w:t>LexicalAnalyzer.h</w:t>
       </w:r>
+      <w:proofErr w:type="spellEnd"/>
       <w:r>
         <w:rPr>
           <w:i/>
@@ -820,6 +2607,7 @@
       <w:r>
         <w:t>Clase que contiene los vectores para almacenar datos (</w:t>
       </w:r>
+      <w:proofErr w:type="spellStart"/>
       <w:proofErr w:type="gramStart"/>
       <w:r>
         <w:t>Medicos,Pacientes</w:t>
@@ -832,13 +2620,25 @@
       <w:r>
         <w:t>Citas,Diagnosticos</w:t>
       </w:r>
+      <w:proofErr w:type="spellEnd"/>
       <w:proofErr w:type="gramEnd"/>
       <w:r>
-        <w:t xml:space="preserve"> y errores Lexicos), además de implementar todas las funciones necesarias para ser implementadas en mainwindow.cpp, sirve para ser utilizado en otras clases, inicializar y definir sus métodos para la utilización de los mismo, también utilizar los valores guardados o guardar valores en los vectores.</w:t>
-      </w:r>
-    </w:p>
-    <w:p>
-      <w:r>
+        <w:t xml:space="preserve"> y errores </w:t>
+      </w:r>
+      <w:proofErr w:type="spellStart"/>
+      <w:r>
+        <w:t>Lexicos</w:t>
+      </w:r>
+      <w:proofErr w:type="spellEnd"/>
+      <w:r>
+        <w:t>), además de implementar todas las funciones necesarias para ser implementadas en mainwindow.cpp, sirve para ser utilizado en otras clases, inicializar y definir sus métodos para la utilización de los mismo, también utilizar los valores guardados o guardar valores en los vectores.</w:t>
+      </w:r>
+    </w:p>
+    <w:p>
+      <w:r>
+        <w:rPr>
+          <w:noProof/>
+        </w:rPr>
         <w:drawing>
           <wp:inline distT="0" distB="0" distL="0" distR="0" wp14:anchorId="6CBA231F" wp14:editId="291C73D5">
             <wp:extent cx="5612130" cy="6209030"/>
@@ -855,7 +2655,7 @@
                     <pic:cNvPicPr/>
                   </pic:nvPicPr>
                   <pic:blipFill>
-                    <a:blip r:embed="rId12"/>
+                    <a:blip r:embed="rId16"/>
                     <a:stretch>
                       <a:fillRect/>
                     </a:stretch>
@@ -889,6 +2689,7 @@
           <w:szCs w:val="40"/>
         </w:rPr>
       </w:pPr>
+      <w:proofErr w:type="spellStart"/>
       <w:r>
         <w:rPr>
           <w:i/>
@@ -917,14 +2718,23 @@
         </w:rPr>
         <w:t>helpers</w:t>
       </w:r>
-    </w:p>
-    <w:p>
-      <w:r>
-        <w:t>Aca es una colección de múltiples funciones para lexicalAnalyzer.cpp</w:t>
-      </w:r>
-    </w:p>
-    <w:p>
-      <w:r>
+      <w:proofErr w:type="spellEnd"/>
+    </w:p>
+    <w:p>
+      <w:proofErr w:type="spellStart"/>
+      <w:r>
+        <w:t>Aca</w:t>
+      </w:r>
+      <w:proofErr w:type="spellEnd"/>
+      <w:r>
+        <w:t xml:space="preserve"> es una colección de múltiples funciones para lexicalAnalyzer.cpp</w:t>
+      </w:r>
+    </w:p>
+    <w:p>
+      <w:r>
+        <w:rPr>
+          <w:noProof/>
+        </w:rPr>
         <w:drawing>
           <wp:inline distT="0" distB="0" distL="0" distR="0" wp14:anchorId="1ECB3C5D" wp14:editId="2BFF8C02">
             <wp:extent cx="5612130" cy="2426335"/>
@@ -941,7 +2751,7 @@
                     <pic:cNvPicPr/>
                   </pic:nvPicPr>
                   <pic:blipFill>
-                    <a:blip r:embed="rId13"/>
+                    <a:blip r:embed="rId17"/>
                     <a:stretch>
                       <a:fillRect/>
                     </a:stretch>
@@ -976,12 +2786,41 @@
       </w:r>
       <w:proofErr w:type="gramEnd"/>
       <w:r>
-        <w:t xml:space="preserve">): esta función retoran un char como respuesta si la posición es inferior al tamaño del lexema y saber DONDE esta leyendo actualmente en el </w:t>
+        <w:t xml:space="preserve">): esta función </w:t>
+      </w:r>
+      <w:proofErr w:type="spellStart"/>
+      <w:r>
+        <w:t>retoran</w:t>
+      </w:r>
+      <w:proofErr w:type="spellEnd"/>
+      <w:r>
+        <w:t xml:space="preserve"> un </w:t>
+      </w:r>
+      <w:proofErr w:type="spellStart"/>
+      <w:r>
+        <w:t>char</w:t>
+      </w:r>
+      <w:proofErr w:type="spellEnd"/>
+      <w:r>
+        <w:t xml:space="preserve"> como respuesta si la posición es inferior al tamaño del lexema y saber DONDE </w:t>
+      </w:r>
+      <w:proofErr w:type="spellStart"/>
+      <w:r>
+        <w:t>esta</w:t>
+      </w:r>
+      <w:proofErr w:type="spellEnd"/>
+      <w:r>
+        <w:t xml:space="preserve"> leyendo actualmente en el </w:t>
       </w:r>
       <w:proofErr w:type="gramStart"/>
       <w:r>
-        <w:t>documento .med</w:t>
-      </w:r>
+        <w:t>documento .</w:t>
+      </w:r>
+      <w:proofErr w:type="spellStart"/>
+      <w:r>
+        <w:t>med</w:t>
+      </w:r>
+      <w:proofErr w:type="spellEnd"/>
       <w:proofErr w:type="gramEnd"/>
     </w:p>
     <w:p>
@@ -998,7 +2837,15 @@
       </w:r>
       <w:proofErr w:type="gramEnd"/>
       <w:r>
-        <w:t>); esta function se c</w:t>
+        <w:t xml:space="preserve">); esta </w:t>
+      </w:r>
+      <w:proofErr w:type="spellStart"/>
+      <w:r>
+        <w:t>function</w:t>
+      </w:r>
+      <w:proofErr w:type="spellEnd"/>
+      <w:r>
+        <w:t xml:space="preserve"> se c</w:t>
       </w:r>
       <w:r>
         <w:t xml:space="preserve">omplementa con </w:t>
@@ -1009,7 +2856,15 @@
       </w:r>
       <w:proofErr w:type="gramEnd"/>
       <w:r>
-        <w:t xml:space="preserve"> retornando el valor posterior incrementando la posición donde esta en el documento.</w:t>
+        <w:t xml:space="preserve"> retornando el valor posterior incrementando la posición donde </w:t>
+      </w:r>
+      <w:proofErr w:type="spellStart"/>
+      <w:r>
+        <w:t>esta</w:t>
+      </w:r>
+      <w:proofErr w:type="spellEnd"/>
+      <w:r>
+        <w:t xml:space="preserve"> en el documento.</w:t>
       </w:r>
     </w:p>
     <w:p>
@@ -1020,9 +2875,14 @@
           <w:numId w:val="2"/>
         </w:numPr>
       </w:pPr>
+      <w:proofErr w:type="spellStart"/>
       <w:proofErr w:type="gramStart"/>
       <w:r>
-        <w:t>saltarBlancos(</w:t>
+        <w:t>saltarBlancos</w:t>
+      </w:r>
+      <w:proofErr w:type="spellEnd"/>
+      <w:r>
+        <w:t>(</w:t>
       </w:r>
       <w:proofErr w:type="gramEnd"/>
       <w:r>
@@ -1037,13 +2897,34 @@
           <w:numId w:val="2"/>
         </w:numPr>
       </w:pPr>
+      <w:proofErr w:type="spellStart"/>
       <w:proofErr w:type="gramStart"/>
       <w:r>
-        <w:t>registrarError(</w:t>
+        <w:t>registrarError</w:t>
+      </w:r>
+      <w:proofErr w:type="spellEnd"/>
+      <w:r>
+        <w:t>(</w:t>
       </w:r>
       <w:proofErr w:type="gramEnd"/>
       <w:r>
-        <w:t>): Si detecta un error léxico, lo envia al vector de ErrorLexico para guardarlo en su uso posterior</w:t>
+        <w:t xml:space="preserve">): Si detecta un error léxico, lo </w:t>
+      </w:r>
+      <w:proofErr w:type="spellStart"/>
+      <w:r>
+        <w:t>envia</w:t>
+      </w:r>
+      <w:proofErr w:type="spellEnd"/>
+      <w:r>
+        <w:t xml:space="preserve"> al vector de </w:t>
+      </w:r>
+      <w:proofErr w:type="spellStart"/>
+      <w:r>
+        <w:t>ErrorLexico</w:t>
+      </w:r>
+      <w:proofErr w:type="spellEnd"/>
+      <w:r>
+        <w:t xml:space="preserve"> para guardarlo en su uso posterior</w:t>
       </w:r>
     </w:p>
     <w:p>
@@ -1056,6 +2937,7 @@
           <w:szCs w:val="40"/>
         </w:rPr>
       </w:pPr>
+      <w:proofErr w:type="spellStart"/>
       <w:proofErr w:type="gramStart"/>
       <w:r>
         <w:rPr>
@@ -1066,6 +2948,7 @@
         </w:rPr>
         <w:t>LexicalAnalyzer</w:t>
       </w:r>
+      <w:proofErr w:type="spellEnd"/>
       <w:r>
         <w:rPr>
           <w:i/>
@@ -1075,6 +2958,7 @@
         </w:rPr>
         <w:t>::</w:t>
       </w:r>
+      <w:proofErr w:type="spellStart"/>
       <w:proofErr w:type="gramEnd"/>
       <w:r>
         <w:rPr>
@@ -1083,16 +2967,48 @@
           <w:sz w:val="40"/>
           <w:szCs w:val="40"/>
         </w:rPr>
-        <w:t>leerString y LeerNumeros</w:t>
-      </w:r>
-    </w:p>
-    <w:p>
-      <w:r>
-        <w:t>Funciones como su nombre lo dicen sirven principalmente para leer entradas como strings o números (IMPORTANTE PARA EL REGISTRO DE FECHAS)</w:t>
-      </w:r>
-    </w:p>
-    <w:p>
-      <w:r>
+        <w:t>leerString</w:t>
+      </w:r>
+      <w:proofErr w:type="spellEnd"/>
+      <w:r>
+        <w:rPr>
+          <w:i/>
+          <w:iCs/>
+          <w:sz w:val="40"/>
+          <w:szCs w:val="40"/>
+        </w:rPr>
+        <w:t xml:space="preserve"> y </w:t>
+      </w:r>
+      <w:proofErr w:type="spellStart"/>
+      <w:r>
+        <w:rPr>
+          <w:i/>
+          <w:iCs/>
+          <w:sz w:val="40"/>
+          <w:szCs w:val="40"/>
+        </w:rPr>
+        <w:t>LeerNumeros</w:t>
+      </w:r>
+      <w:proofErr w:type="spellEnd"/>
+    </w:p>
+    <w:p>
+      <w:r>
+        <w:t xml:space="preserve">Funciones como su nombre lo dicen sirven principalmente para leer entradas como </w:t>
+      </w:r>
+      <w:proofErr w:type="spellStart"/>
+      <w:r>
+        <w:t>strings</w:t>
+      </w:r>
+      <w:proofErr w:type="spellEnd"/>
+      <w:r>
+        <w:t xml:space="preserve"> o números (IMPORTANTE PARA EL REGISTRO DE FECHAS)</w:t>
+      </w:r>
+    </w:p>
+    <w:p>
+      <w:r>
+        <w:rPr>
+          <w:noProof/>
+        </w:rPr>
         <w:drawing>
           <wp:inline distT="0" distB="0" distL="0" distR="0" wp14:anchorId="26090CAB" wp14:editId="0D2775EF">
             <wp:extent cx="5470634" cy="2766263"/>
@@ -1109,7 +3025,7 @@
                     <pic:cNvPicPr/>
                   </pic:nvPicPr>
                   <pic:blipFill>
-                    <a:blip r:embed="rId14"/>
+                    <a:blip r:embed="rId18"/>
                     <a:stretch>
                       <a:fillRect/>
                     </a:stretch>
@@ -1138,13 +3054,23 @@
           <w:szCs w:val="22"/>
         </w:rPr>
       </w:pPr>
+      <w:proofErr w:type="spellStart"/>
       <w:proofErr w:type="gramStart"/>
       <w:r>
         <w:lastRenderedPageBreak/>
         <w:t>LexicalAnalyzer</w:t>
       </w:r>
-      <w:r>
-        <w:t>::siguenteToken(</w:t>
+      <w:proofErr w:type="spellEnd"/>
+      <w:r>
+        <w:t>::</w:t>
+      </w:r>
+      <w:proofErr w:type="spellStart"/>
+      <w:r>
+        <w:t>siguenteToken</w:t>
+      </w:r>
+      <w:proofErr w:type="spellEnd"/>
+      <w:r>
+        <w:t>(</w:t>
       </w:r>
       <w:proofErr w:type="gramEnd"/>
       <w:r>
@@ -1158,10 +3084,12 @@
       <w:r>
         <w:t xml:space="preserve">, también tiene funciones importantes como </w:t>
       </w:r>
+      <w:proofErr w:type="spellStart"/>
       <w:proofErr w:type="gramStart"/>
       <w:r>
         <w:t>leerNum,RegistrarError</w:t>
       </w:r>
+      <w:proofErr w:type="spellEnd"/>
       <w:proofErr w:type="gramEnd"/>
     </w:p>
     <w:p>
@@ -1201,7 +3129,7 @@
                     <pic:cNvPicPr/>
                   </pic:nvPicPr>
                   <pic:blipFill>
-                    <a:blip r:embed="rId15">
+                    <a:blip r:embed="rId19">
                       <a:extLst>
                         <a:ext uri="{28A0092B-C50C-407E-A947-70E740481C1C}">
                           <a14:useLocalDpi xmlns:a14="http://schemas.microsoft.com/office/drawing/2010/main" val="0"/>
@@ -1243,14 +3171,21 @@
           <w:szCs w:val="22"/>
         </w:rPr>
       </w:pPr>
+      <w:proofErr w:type="spellStart"/>
       <w:proofErr w:type="gramStart"/>
       <w:r>
-        <w:t>LexicalAnalyzer::</w:t>
-      </w:r>
+        <w:t>LexicalAnalyzer</w:t>
+      </w:r>
+      <w:proofErr w:type="spellEnd"/>
+      <w:r>
+        <w:t>::</w:t>
+      </w:r>
+      <w:proofErr w:type="spellStart"/>
       <w:proofErr w:type="gramEnd"/>
       <w:r>
         <w:t>leerPalabraReservada</w:t>
       </w:r>
+      <w:proofErr w:type="spellEnd"/>
     </w:p>
     <w:p>
       <w:r>
@@ -1273,39 +3208,30 @@
           <w:szCs w:val="22"/>
         </w:rPr>
       </w:pPr>
+      <w:proofErr w:type="spellStart"/>
       <w:proofErr w:type="gramStart"/>
       <w:r>
         <w:lastRenderedPageBreak/>
-        <w:t>LexicalAnalyzer::</w:t>
-      </w:r>
+        <w:t>LexicalAnalyzer</w:t>
+      </w:r>
+      <w:proofErr w:type="spellEnd"/>
+      <w:r>
+        <w:t>::</w:t>
+      </w:r>
+      <w:proofErr w:type="spellStart"/>
       <w:proofErr w:type="gramEnd"/>
       <w:r>
         <w:t>tokenize</w:t>
       </w:r>
+      <w:proofErr w:type="spellEnd"/>
     </w:p>
     <w:p>
       <w:r>
         <w:drawing>
-          <wp:anchor distT="0" distB="0" distL="114300" distR="114300" simplePos="0" relativeHeight="251666432" behindDoc="1" locked="0" layoutInCell="1" allowOverlap="1" wp14:anchorId="0A993E67" wp14:editId="739A08FB">
-            <wp:simplePos x="0" y="0"/>
-            <wp:positionH relativeFrom="column">
-              <wp:posOffset>-86623</wp:posOffset>
-            </wp:positionH>
-            <wp:positionV relativeFrom="paragraph">
-              <wp:posOffset>418990</wp:posOffset>
-            </wp:positionV>
-            <wp:extent cx="5612130" cy="5010150"/>
-            <wp:effectExtent l="0" t="0" r="7620" b="0"/>
-            <wp:wrapTight wrapText="bothSides">
-              <wp:wrapPolygon edited="0">
-                <wp:start x="0" y="0"/>
-                <wp:lineTo x="0" y="21518"/>
-                <wp:lineTo x="21556" y="21518"/>
-                <wp:lineTo x="21556" y="0"/>
-                <wp:lineTo x="0" y="0"/>
-              </wp:wrapPolygon>
-            </wp:wrapTight>
-            <wp:docPr id="298218251" name="Imagen 1"/>
+          <wp:inline distT="0" distB="0" distL="0" distR="0" wp14:anchorId="7909E66D" wp14:editId="4D536DFF">
+            <wp:extent cx="5612130" cy="4780915"/>
+            <wp:effectExtent l="0" t="0" r="7620" b="635"/>
+            <wp:docPr id="947083350" name="Imagen 1"/>
             <wp:cNvGraphicFramePr>
               <a:graphicFrameLocks xmlns:a="http://schemas.openxmlformats.org/drawingml/2006/main" noChangeAspect="1"/>
             </wp:cNvGraphicFramePr>
@@ -1313,11 +3239,195 @@
               <a:graphicData uri="http://schemas.openxmlformats.org/drawingml/2006/picture">
                 <pic:pic xmlns:pic="http://schemas.openxmlformats.org/drawingml/2006/picture">
                   <pic:nvPicPr>
-                    <pic:cNvPr id="298218251" name=""/>
+                    <pic:cNvPr id="947083350" name=""/>
                     <pic:cNvPicPr/>
                   </pic:nvPicPr>
                   <pic:blipFill>
-                    <a:blip r:embed="rId16">
+                    <a:blip r:embed="rId20"/>
+                    <a:stretch>
+                      <a:fillRect/>
+                    </a:stretch>
+                  </pic:blipFill>
+                  <pic:spPr>
+                    <a:xfrm>
+                      <a:off x="0" y="0"/>
+                      <a:ext cx="5612130" cy="4780915"/>
+                    </a:xfrm>
+                    <a:prstGeom prst="rect">
+                      <a:avLst/>
+                    </a:prstGeom>
+                  </pic:spPr>
+                </pic:pic>
+              </a:graphicData>
+            </a:graphic>
+          </wp:inline>
+        </w:drawing>
+      </w:r>
+      <w:r>
+        <w:t xml:space="preserve">Esta función genera los tokens. Limpia los vectores de almacenamiento y genera los tokens según su </w:t>
+      </w:r>
+      <w:proofErr w:type="spellStart"/>
+      <w:r>
+        <w:t>tokenType</w:t>
+      </w:r>
+      <w:proofErr w:type="spellEnd"/>
+    </w:p>
+    <w:p/>
+    <w:p>
+      <w:pPr>
+        <w:pStyle w:val="Ttulo1"/>
+        <w:rPr>
+          <w:sz w:val="22"/>
+          <w:szCs w:val="22"/>
+        </w:rPr>
+      </w:pPr>
+      <w:proofErr w:type="spellStart"/>
+      <w:proofErr w:type="gramStart"/>
+      <w:r>
+        <w:t>LexicalAnalyzer</w:t>
+      </w:r>
+      <w:proofErr w:type="spellEnd"/>
+      <w:r>
+        <w:t>::</w:t>
+      </w:r>
+      <w:proofErr w:type="gramEnd"/>
+      <w:r>
+        <w:t>registrar…</w:t>
+      </w:r>
+    </w:p>
+    <w:p>
+      <w:proofErr w:type="spellStart"/>
+      <w:r>
+        <w:t>Funcion</w:t>
+      </w:r>
+      <w:proofErr w:type="spellEnd"/>
+      <w:r>
+        <w:t xml:space="preserve"> que al leer el archivo registra el token que se </w:t>
+      </w:r>
+      <w:proofErr w:type="spellStart"/>
+      <w:r>
+        <w:t>ingreso</w:t>
+      </w:r>
+      <w:proofErr w:type="spellEnd"/>
+      <w:r>
+        <w:t xml:space="preserve"> y se debe agregar a un vector del mismo tipo, existe</w:t>
+      </w:r>
+      <w:r>
+        <w:t xml:space="preserve"> Columna únicamente para este proyecto</w:t>
+      </w:r>
+      <w:r>
+        <w:t xml:space="preserve">. Guarda los datos leídos por medio del lexema y los </w:t>
+      </w:r>
+      <w:proofErr w:type="spellStart"/>
+      <w:r>
+        <w:t>envia</w:t>
+      </w:r>
+      <w:proofErr w:type="spellEnd"/>
+      <w:r>
+        <w:t xml:space="preserve"> al vector correspondiente.</w:t>
+      </w:r>
+    </w:p>
+    <w:p/>
+    <w:p/>
+    <w:p>
+      <w:r>
+        <w:br w:type="page"/>
+      </w:r>
+    </w:p>
+    <w:p>
+      <w:pPr>
+        <w:pStyle w:val="Ttulo2"/>
+        <w:rPr>
+          <w:i/>
+          <w:iCs/>
+          <w:sz w:val="40"/>
+          <w:szCs w:val="40"/>
+          <w:lang w:val="en-US"/>
+        </w:rPr>
+      </w:pPr>
+      <w:proofErr w:type="spellStart"/>
+      <w:r>
+        <w:rPr>
+          <w:i/>
+          <w:iCs/>
+          <w:sz w:val="40"/>
+          <w:szCs w:val="40"/>
+          <w:lang w:val="en-US"/>
+        </w:rPr>
+        <w:lastRenderedPageBreak/>
+        <w:t>mainwindow.h</w:t>
+      </w:r>
+      <w:proofErr w:type="spellEnd"/>
+      <w:r>
+        <w:rPr>
+          <w:i/>
+          <w:iCs/>
+          <w:sz w:val="40"/>
+          <w:szCs w:val="40"/>
+          <w:lang w:val="en-US"/>
+        </w:rPr>
+        <w:t xml:space="preserve"> y mainwindow.cpp</w:t>
+      </w:r>
+      <w:r>
+        <w:rPr>
+          <w:i/>
+          <w:iCs/>
+          <w:sz w:val="40"/>
+          <w:szCs w:val="40"/>
+          <w:lang w:val="en-US"/>
+        </w:rPr>
+        <w:t>:</w:t>
+      </w:r>
+      <w:r>
+        <w:rPr>
+          <w:noProof/>
+          <w:lang w:val="en-US"/>
+        </w:rPr>
+        <w:t xml:space="preserve"> </w:t>
+      </w:r>
+    </w:p>
+    <w:p>
+      <w:r>
+        <w:rPr>
+          <w:i/>
+          <w:iCs/>
+          <w:sz w:val="40"/>
+          <w:szCs w:val="40"/>
+          <w:lang w:val="en-US"/>
+        </w:rPr>
+        <w:drawing>
+          <wp:anchor distT="0" distB="0" distL="114300" distR="114300" simplePos="0" relativeHeight="251681792" behindDoc="1" locked="0" layoutInCell="1" allowOverlap="1" wp14:anchorId="2A446A98" wp14:editId="124D7E7F">
+            <wp:simplePos x="0" y="0"/>
+            <wp:positionH relativeFrom="column">
+              <wp:posOffset>1663065</wp:posOffset>
+            </wp:positionH>
+            <wp:positionV relativeFrom="paragraph">
+              <wp:posOffset>24765</wp:posOffset>
+            </wp:positionV>
+            <wp:extent cx="4431665" cy="7585075"/>
+            <wp:effectExtent l="0" t="0" r="6985" b="0"/>
+            <wp:wrapTight wrapText="bothSides">
+              <wp:wrapPolygon edited="0">
+                <wp:start x="0" y="0"/>
+                <wp:lineTo x="0" y="21537"/>
+                <wp:lineTo x="21541" y="21537"/>
+                <wp:lineTo x="21541" y="0"/>
+                <wp:lineTo x="0" y="0"/>
+              </wp:wrapPolygon>
+            </wp:wrapTight>
+            <wp:docPr id="955127406" name="Imagen 1"/>
+            <wp:cNvGraphicFramePr>
+              <a:graphicFrameLocks xmlns:a="http://schemas.openxmlformats.org/drawingml/2006/main" noChangeAspect="1"/>
+            </wp:cNvGraphicFramePr>
+            <a:graphic xmlns:a="http://schemas.openxmlformats.org/drawingml/2006/main">
+              <a:graphicData uri="http://schemas.openxmlformats.org/drawingml/2006/picture">
+                <pic:pic xmlns:pic="http://schemas.openxmlformats.org/drawingml/2006/picture">
+                  <pic:nvPicPr>
+                    <pic:cNvPr id="955127406" name=""/>
+                    <pic:cNvPicPr/>
+                  </pic:nvPicPr>
+                  <pic:blipFill>
+                    <a:blip r:embed="rId21">
                       <a:extLst>
                         <a:ext uri="{28A0092B-C50C-407E-A947-70E740481C1C}">
                           <a14:useLocalDpi xmlns:a14="http://schemas.microsoft.com/office/drawing/2010/main" val="0"/>
@@ -1331,123 +3441,7 @@
                   <pic:spPr>
                     <a:xfrm>
                       <a:off x="0" y="0"/>
-                      <a:ext cx="5612130" cy="5010150"/>
-                    </a:xfrm>
-                    <a:prstGeom prst="rect">
-                      <a:avLst/>
-                    </a:prstGeom>
-                  </pic:spPr>
-                </pic:pic>
-              </a:graphicData>
-            </a:graphic>
-          </wp:anchor>
-        </w:drawing>
-      </w:r>
-      <w:r>
-        <w:t>Esta</w:t>
-      </w:r>
-      <w:r>
-        <w:t xml:space="preserve"> función genera los tokens. Limpia los vectores de almacenamiento y genera los tokens según su tokenType</w:t>
-      </w:r>
-    </w:p>
-    <w:p/>
-    <w:p>
-      <w:pPr>
-        <w:pStyle w:val="Ttulo1"/>
-        <w:rPr>
-          <w:sz w:val="22"/>
-          <w:szCs w:val="22"/>
-        </w:rPr>
-      </w:pPr>
-      <w:proofErr w:type="gramStart"/>
-      <w:r>
-        <w:t>LexicalAnalyzer::</w:t>
-      </w:r>
-      <w:proofErr w:type="gramEnd"/>
-      <w:r>
-        <w:t>registrar…</w:t>
-      </w:r>
-    </w:p>
-    <w:p>
-      <w:r>
-        <w:t xml:space="preserve">Funcion que al leer el archivo registra el token que se ingreso y se debe agregar a un vector del mismo tipo, existe para </w:t>
-      </w:r>
-      <w:proofErr w:type="gramStart"/>
-      <w:r>
-        <w:t>medico,paciente</w:t>
-      </w:r>
-      <w:proofErr w:type="gramEnd"/>
-      <w:r>
-        <w:t>,diagnostico y citas. Guarda los datos leídos por medio del lexema y los envia al vector correspondiente.</w:t>
-      </w:r>
-    </w:p>
-    <w:p/>
-    <w:p/>
-    <w:p>
-      <w:r>
-        <w:br w:type="page"/>
-      </w:r>
-    </w:p>
-    <w:p>
-      <w:pPr>
-        <w:pStyle w:val="Ttulo2"/>
-        <w:rPr>
-          <w:i/>
-          <w:iCs/>
-          <w:sz w:val="40"/>
-          <w:szCs w:val="40"/>
-          <w:lang w:val="en-US"/>
-        </w:rPr>
-      </w:pPr>
-      <w:r>
-        <w:lastRenderedPageBreak/>
-        <w:drawing>
-          <wp:anchor distT="0" distB="0" distL="114300" distR="114300" simplePos="0" relativeHeight="251664384" behindDoc="1" locked="0" layoutInCell="1" allowOverlap="1" wp14:anchorId="5C7D2257" wp14:editId="3B3F90CD">
-            <wp:simplePos x="0" y="0"/>
-            <wp:positionH relativeFrom="column">
-              <wp:posOffset>1949280</wp:posOffset>
-            </wp:positionH>
-            <wp:positionV relativeFrom="paragraph">
-              <wp:posOffset>322</wp:posOffset>
-            </wp:positionV>
-            <wp:extent cx="4145915" cy="7609205"/>
-            <wp:effectExtent l="0" t="0" r="6985" b="0"/>
-            <wp:wrapTight wrapText="bothSides">
-              <wp:wrapPolygon edited="0">
-                <wp:start x="0" y="0"/>
-                <wp:lineTo x="0" y="21528"/>
-                <wp:lineTo x="21537" y="21528"/>
-                <wp:lineTo x="21537" y="0"/>
-                <wp:lineTo x="0" y="0"/>
-              </wp:wrapPolygon>
-            </wp:wrapTight>
-            <wp:docPr id="915805380" name="Imagen 1"/>
-            <wp:cNvGraphicFramePr>
-              <a:graphicFrameLocks xmlns:a="http://schemas.openxmlformats.org/drawingml/2006/main" noChangeAspect="1"/>
-            </wp:cNvGraphicFramePr>
-            <a:graphic xmlns:a="http://schemas.openxmlformats.org/drawingml/2006/main">
-              <a:graphicData uri="http://schemas.openxmlformats.org/drawingml/2006/picture">
-                <pic:pic xmlns:pic="http://schemas.openxmlformats.org/drawingml/2006/picture">
-                  <pic:nvPicPr>
-                    <pic:cNvPr id="915805380" name=""/>
-                    <pic:cNvPicPr/>
-                  </pic:nvPicPr>
-                  <pic:blipFill>
-                    <a:blip r:embed="rId17">
-                      <a:extLst>
-                        <a:ext uri="{28A0092B-C50C-407E-A947-70E740481C1C}">
-                          <a14:useLocalDpi xmlns:a14="http://schemas.microsoft.com/office/drawing/2010/main" val="0"/>
-                        </a:ext>
-                      </a:extLst>
-                    </a:blip>
-                    <a:stretch>
-                      <a:fillRect/>
-                    </a:stretch>
-                  </pic:blipFill>
-                  <pic:spPr>
-                    <a:xfrm>
-                      <a:off x="0" y="0"/>
-                      <a:ext cx="4145915" cy="7609205"/>
+                      <a:ext cx="4431665" cy="7585075"/>
                     </a:xfrm>
                     <a:prstGeom prst="rect">
                       <a:avLst/>
@@ -1466,52 +3460,23 @@
         </w:drawing>
       </w:r>
       <w:r>
-        <w:rPr>
-          <w:i/>
-          <w:iCs/>
-          <w:sz w:val="40"/>
-          <w:szCs w:val="40"/>
-          <w:lang w:val="en-US"/>
-        </w:rPr>
-        <w:t>mainwindow</w:t>
-      </w:r>
-      <w:r>
-        <w:rPr>
-          <w:i/>
-          <w:iCs/>
-          <w:sz w:val="40"/>
-          <w:szCs w:val="40"/>
-          <w:lang w:val="en-US"/>
-        </w:rPr>
-        <w:t>.h</w:t>
-      </w:r>
-      <w:r>
-        <w:rPr>
-          <w:i/>
-          <w:iCs/>
-          <w:sz w:val="40"/>
-          <w:szCs w:val="40"/>
-          <w:lang w:val="en-US"/>
-        </w:rPr>
-        <w:t xml:space="preserve"> y mainwindow.cpp</w:t>
-      </w:r>
-      <w:r>
-        <w:rPr>
-          <w:i/>
-          <w:iCs/>
-          <w:sz w:val="40"/>
-          <w:szCs w:val="40"/>
-          <w:lang w:val="en-US"/>
-        </w:rPr>
-        <w:t>:</w:t>
-      </w:r>
-    </w:p>
-    <w:p>
-      <w:r>
-        <w:t xml:space="preserve">Clase </w:t>
-      </w:r>
-      <w:r>
-        <w:t>que contiene los componentes, métodos y funciones para la pestaña de interfaz grafica del proyecto, lo cual es muy crucial para la ejecución visual del proyecto. Este estará relacionado con LexicalAnalyzer para el almacenamiento de datos y su posterior uso en la parte grafica.</w:t>
+        <w:t xml:space="preserve">Clase que contiene los componentes, métodos y funciones para la pestaña de interfaz </w:t>
+      </w:r>
+      <w:proofErr w:type="spellStart"/>
+      <w:r>
+        <w:t>grafica</w:t>
+      </w:r>
+      <w:proofErr w:type="spellEnd"/>
+      <w:r>
+        <w:t xml:space="preserve"> del proyecto, lo cual es muy crucial para la ejecución visual del proyecto. Este estará relacionado con </w:t>
+      </w:r>
+      <w:proofErr w:type="spellStart"/>
+      <w:r>
+        <w:t>LexicalAnalyzer</w:t>
+      </w:r>
+      <w:proofErr w:type="spellEnd"/>
+      <w:r>
+        <w:t xml:space="preserve"> para el almacenamiento de datos y su posterior uso en la parte grafica.</w:t>
       </w:r>
     </w:p>
     <w:p/>
@@ -1531,7 +3496,15 @@
     <w:p/>
     <w:p>
       <w:r>
-        <w:t xml:space="preserve">Para el archivo .cpp es donde se </w:t>
+        <w:t>Para el archivo .</w:t>
+      </w:r>
+      <w:proofErr w:type="spellStart"/>
+      <w:r>
+        <w:t>cpp</w:t>
+      </w:r>
+      <w:proofErr w:type="spellEnd"/>
+      <w:r>
+        <w:t xml:space="preserve"> es donde se </w:t>
       </w:r>
       <w:proofErr w:type="gramStart"/>
       <w:r>
@@ -1539,15 +3512,36 @@
       </w:r>
       <w:proofErr w:type="gramEnd"/>
       <w:r>
-        <w:t xml:space="preserve"> las ucniones necesarias o se declararan correctamente para su uso posterior, en este archivo es donde se utiliza el </w:t>
-      </w:r>
+        <w:t xml:space="preserve"> las </w:t>
+      </w:r>
+      <w:proofErr w:type="spellStart"/>
+      <w:r>
+        <w:t>ucniones</w:t>
+      </w:r>
+      <w:proofErr w:type="spellEnd"/>
+      <w:r>
+        <w:t xml:space="preserve"> necesarias o se declararan correctamente para su uso posterior, en este archivo es donde se utiliza el </w:t>
+      </w:r>
+      <w:proofErr w:type="spellStart"/>
       <w:proofErr w:type="gramStart"/>
       <w:r>
-        <w:t>setupUI(</w:t>
+        <w:t>setupUI</w:t>
+      </w:r>
+      <w:proofErr w:type="spellEnd"/>
+      <w:r>
+        <w:t>(</w:t>
       </w:r>
       <w:proofErr w:type="gramEnd"/>
       <w:r>
-        <w:t>); para hacer funcionar la interfaz grafica.</w:t>
+        <w:t xml:space="preserve">); para hacer funcionar la interfaz </w:t>
+      </w:r>
+      <w:proofErr w:type="spellStart"/>
+      <w:r>
+        <w:t>grafica</w:t>
+      </w:r>
+      <w:proofErr w:type="spellEnd"/>
+      <w:r>
+        <w:t>.</w:t>
       </w:r>
     </w:p>
     <w:p>
@@ -1561,11 +3555,19 @@
       <w:r>
         <w:br w:type="page"/>
       </w:r>
+      <w:proofErr w:type="spellStart"/>
       <w:r>
         <w:lastRenderedPageBreak/>
-        <w:t xml:space="preserve">Mainwindow (Generar reportes y estructura de </w:t>
-      </w:r>
-      <w:r>
+        <w:t>Mainwindow</w:t>
+      </w:r>
+      <w:proofErr w:type="spellEnd"/>
+      <w:r>
+        <w:t xml:space="preserve"> (Generar reportes y estructura de </w:t>
+      </w:r>
+      <w:r>
+        <w:rPr>
+          <w:noProof/>
+        </w:rPr>
         <w:drawing>
           <wp:anchor distT="0" distB="0" distL="114300" distR="114300" simplePos="0" relativeHeight="251667456" behindDoc="1" locked="0" layoutInCell="1" allowOverlap="1" wp14:anchorId="770337E7" wp14:editId="31B4F84C">
             <wp:simplePos x="0" y="0"/>
@@ -1598,7 +3600,7 @@
                     <pic:cNvPicPr/>
                   </pic:nvPicPr>
                   <pic:blipFill>
-                    <a:blip r:embed="rId18">
+                    <a:blip r:embed="rId22">
                       <a:extLst>
                         <a:ext uri="{28A0092B-C50C-407E-A947-70E740481C1C}">
                           <a14:useLocalDpi xmlns:a14="http://schemas.microsoft.com/office/drawing/2010/main" val="0"/>
@@ -1636,15 +3638,36 @@
     </w:p>
     <w:p>
       <w:r>
-        <w:t xml:space="preserve">Son 2 funcioens que se complementan, para la generación del archivo HTML o .DOT se utiliza la función </w:t>
-      </w:r>
+        <w:t xml:space="preserve">Son 2 </w:t>
+      </w:r>
+      <w:proofErr w:type="spellStart"/>
+      <w:r>
+        <w:t>funcioens</w:t>
+      </w:r>
+      <w:proofErr w:type="spellEnd"/>
+      <w:r>
+        <w:t xml:space="preserve"> que se complementan, para la generación del archivo HTML o .DOT se utiliza la función </w:t>
+      </w:r>
+      <w:proofErr w:type="spellStart"/>
       <w:proofErr w:type="gramStart"/>
       <w:r>
-        <w:t>abrirarchivoN(</w:t>
+        <w:t>abrirarchivoN</w:t>
+      </w:r>
+      <w:proofErr w:type="spellEnd"/>
+      <w:r>
+        <w:t>(</w:t>
       </w:r>
       <w:proofErr w:type="gramEnd"/>
       <w:r>
-        <w:t>); donde será el ecnargado de crear un archivo y contener lo estructurado en la función para retornar un archivo HTML.</w:t>
+        <w:t xml:space="preserve">); donde será el </w:t>
+      </w:r>
+      <w:proofErr w:type="spellStart"/>
+      <w:r>
+        <w:t>ecnargado</w:t>
+      </w:r>
+      <w:proofErr w:type="spellEnd"/>
+      <w:r>
+        <w:t xml:space="preserve"> de crear un archivo y contener lo estructurado en la función para retornar un archivo HTML.</w:t>
       </w:r>
     </w:p>
     <w:p/>
@@ -1652,6 +3675,9 @@
     <w:p/>
     <w:p>
       <w:r>
+        <w:rPr>
+          <w:noProof/>
+        </w:rPr>
         <w:drawing>
           <wp:anchor distT="0" distB="0" distL="114300" distR="114300" simplePos="0" relativeHeight="251669504" behindDoc="1" locked="0" layoutInCell="1" allowOverlap="1" wp14:anchorId="7DBB5F6C" wp14:editId="2935BF6E">
             <wp:simplePos x="0" y="0"/>
@@ -1684,7 +3710,7 @@
                     <pic:cNvPicPr/>
                   </pic:nvPicPr>
                   <pic:blipFill>
-                    <a:blip r:embed="rId19">
+                    <a:blip r:embed="rId23">
                       <a:extLst>
                         <a:ext uri="{28A0092B-C50C-407E-A947-70E740481C1C}">
                           <a14:useLocalDpi xmlns:a14="http://schemas.microsoft.com/office/drawing/2010/main" val="0"/>
@@ -1722,28 +3748,75 @@
     </w:p>
     <w:p>
       <w:r>
+        <w:br/>
+      </w:r>
+    </w:p>
+    <w:p>
+      <w:pPr>
+        <w:pStyle w:val="Ttulo1"/>
+        <w:rPr>
+          <w:sz w:val="22"/>
+          <w:szCs w:val="22"/>
+        </w:rPr>
+      </w:pPr>
+      <w:r>
+        <w:br w:type="page"/>
+      </w:r>
+      <w:r>
         <w:lastRenderedPageBreak/>
+        <w:t>Tokens &lt;VECTOR&gt;</w:t>
+      </w:r>
+    </w:p>
+    <w:p>
+      <w:r>
+        <w:t>Como se utiliza el pr</w:t>
+      </w:r>
+      <w:r>
+        <w:t xml:space="preserve">oyecto anterior como </w:t>
+      </w:r>
+      <w:proofErr w:type="gramStart"/>
+      <w:r>
+        <w:t>molde ,</w:t>
+      </w:r>
+      <w:proofErr w:type="gramEnd"/>
+      <w:r>
+        <w:t xml:space="preserve"> se necesita aguardar los tokens registrados por lo que existe el vector </w:t>
+      </w:r>
+      <w:proofErr w:type="spellStart"/>
+      <w:r>
+        <w:t>dfe</w:t>
+      </w:r>
+      <w:proofErr w:type="spellEnd"/>
+      <w:r>
+        <w:t xml:space="preserve"> tokens el cual como su nombre lo indica guardara todos los tokens generados y se utilizaran para el </w:t>
+      </w:r>
+      <w:proofErr w:type="spellStart"/>
+      <w:r>
+        <w:t>Parseo</w:t>
+      </w:r>
+      <w:proofErr w:type="spellEnd"/>
+      <w:r>
+        <w:t xml:space="preserve"> </w:t>
+      </w:r>
+      <w:proofErr w:type="spellStart"/>
+      <w:r>
+        <w:t>Sintactico</w:t>
+      </w:r>
+      <w:proofErr w:type="spellEnd"/>
+      <w:r>
+        <w:t>.</w:t>
+      </w:r>
+    </w:p>
+    <w:p>
+      <w:r>
+        <w:rPr>
+          <w:noProof/>
+        </w:rPr>
         <w:drawing>
-          <wp:anchor distT="0" distB="0" distL="114300" distR="114300" simplePos="0" relativeHeight="251668480" behindDoc="1" locked="0" layoutInCell="1" allowOverlap="1" wp14:anchorId="69D9BE6B" wp14:editId="2DBAC826">
-            <wp:simplePos x="0" y="0"/>
-            <wp:positionH relativeFrom="column">
-              <wp:posOffset>-528320</wp:posOffset>
-            </wp:positionH>
-            <wp:positionV relativeFrom="paragraph">
-              <wp:posOffset>152400</wp:posOffset>
-            </wp:positionV>
-            <wp:extent cx="6424295" cy="6400800"/>
-            <wp:effectExtent l="0" t="0" r="0" b="0"/>
-            <wp:wrapTight wrapText="bothSides">
-              <wp:wrapPolygon edited="0">
-                <wp:start x="0" y="0"/>
-                <wp:lineTo x="0" y="21536"/>
-                <wp:lineTo x="21521" y="21536"/>
-                <wp:lineTo x="21521" y="0"/>
-                <wp:lineTo x="0" y="0"/>
-              </wp:wrapPolygon>
-            </wp:wrapTight>
-            <wp:docPr id="469469739" name="Imagen 1"/>
+          <wp:inline distT="0" distB="0" distL="0" distR="0" wp14:anchorId="76BAF7FF" wp14:editId="35F5F4C7">
+            <wp:extent cx="5612130" cy="189865"/>
+            <wp:effectExtent l="0" t="0" r="7620" b="635"/>
+            <wp:docPr id="2146114969" name="Imagen 1"/>
             <wp:cNvGraphicFramePr>
               <a:graphicFrameLocks xmlns:a="http://schemas.openxmlformats.org/drawingml/2006/main" noChangeAspect="1"/>
             </wp:cNvGraphicFramePr>
@@ -1751,11 +3824,160 @@
               <a:graphicData uri="http://schemas.openxmlformats.org/drawingml/2006/picture">
                 <pic:pic xmlns:pic="http://schemas.openxmlformats.org/drawingml/2006/picture">
                   <pic:nvPicPr>
-                    <pic:cNvPr id="469469739" name=""/>
+                    <pic:cNvPr id="2146114969" name=""/>
                     <pic:cNvPicPr/>
                   </pic:nvPicPr>
                   <pic:blipFill>
-                    <a:blip r:embed="rId20">
+                    <a:blip r:embed="rId24"/>
+                    <a:stretch>
+                      <a:fillRect/>
+                    </a:stretch>
+                  </pic:blipFill>
+                  <pic:spPr>
+                    <a:xfrm>
+                      <a:off x="0" y="0"/>
+                      <a:ext cx="5612130" cy="189865"/>
+                    </a:xfrm>
+                    <a:prstGeom prst="rect">
+                      <a:avLst/>
+                    </a:prstGeom>
+                  </pic:spPr>
+                </pic:pic>
+              </a:graphicData>
+            </a:graphic>
+          </wp:inline>
+        </w:drawing>
+      </w:r>
+    </w:p>
+    <w:p>
+      <w:pPr>
+        <w:pStyle w:val="Ttulo1"/>
+        <w:rPr>
+          <w:sz w:val="22"/>
+          <w:szCs w:val="22"/>
+        </w:rPr>
+      </w:pPr>
+      <w:r>
+        <w:t xml:space="preserve">Consume y </w:t>
+      </w:r>
+      <w:proofErr w:type="spellStart"/>
+      <w:r>
+        <w:t>parse</w:t>
+      </w:r>
+      <w:proofErr w:type="spellEnd"/>
+      <w:r>
+        <w:t>…</w:t>
+      </w:r>
+    </w:p>
+    <w:p>
+      <w:pPr>
+        <w:pStyle w:val="Ttulo2"/>
+      </w:pPr>
+      <w:r>
+        <w:t>Parse:</w:t>
+      </w:r>
+    </w:p>
+    <w:p>
+      <w:r>
+        <w:t xml:space="preserve">El </w:t>
+      </w:r>
+      <w:proofErr w:type="spellStart"/>
+      <w:r>
+        <w:t>parseo</w:t>
+      </w:r>
+      <w:proofErr w:type="spellEnd"/>
+      <w:r>
+        <w:t xml:space="preserve"> es para definir la estructura de cada parte del Programa, dependiendo de </w:t>
+      </w:r>
+      <w:proofErr w:type="spellStart"/>
+      <w:r>
+        <w:t>como</w:t>
+      </w:r>
+      <w:proofErr w:type="spellEnd"/>
+      <w:r>
+        <w:t xml:space="preserve"> sea la producción de Tareas, columnas o columna y el programa en general.</w:t>
+      </w:r>
+      <w:r>
+        <w:t xml:space="preserve"> Se lleva de la mano con TOKENIZE</w:t>
+      </w:r>
+    </w:p>
+    <w:p>
+      <w:r>
+        <w:rPr>
+          <w:noProof/>
+        </w:rPr>
+        <w:drawing>
+          <wp:inline distT="0" distB="0" distL="0" distR="0" wp14:anchorId="7C7963E8" wp14:editId="2C697B94">
+            <wp:extent cx="4870527" cy="2265528"/>
+            <wp:effectExtent l="0" t="0" r="6350" b="1905"/>
+            <wp:docPr id="925838363" name="Imagen 1"/>
+            <wp:cNvGraphicFramePr>
+              <a:graphicFrameLocks xmlns:a="http://schemas.openxmlformats.org/drawingml/2006/main" noChangeAspect="1"/>
+            </wp:cNvGraphicFramePr>
+            <a:graphic xmlns:a="http://schemas.openxmlformats.org/drawingml/2006/main">
+              <a:graphicData uri="http://schemas.openxmlformats.org/drawingml/2006/picture">
+                <pic:pic xmlns:pic="http://schemas.openxmlformats.org/drawingml/2006/picture">
+                  <pic:nvPicPr>
+                    <pic:cNvPr id="925838363" name=""/>
+                    <pic:cNvPicPr/>
+                  </pic:nvPicPr>
+                  <pic:blipFill>
+                    <a:blip r:embed="rId25"/>
+                    <a:stretch>
+                      <a:fillRect/>
+                    </a:stretch>
+                  </pic:blipFill>
+                  <pic:spPr>
+                    <a:xfrm>
+                      <a:off x="0" y="0"/>
+                      <a:ext cx="4877247" cy="2268654"/>
+                    </a:xfrm>
+                    <a:prstGeom prst="rect">
+                      <a:avLst/>
+                    </a:prstGeom>
+                  </pic:spPr>
+                </pic:pic>
+              </a:graphicData>
+            </a:graphic>
+          </wp:inline>
+        </w:drawing>
+      </w:r>
+    </w:p>
+    <w:p>
+      <w:r>
+        <w:drawing>
+          <wp:anchor distT="0" distB="0" distL="114300" distR="114300" simplePos="0" relativeHeight="251682816" behindDoc="1" locked="0" layoutInCell="1" allowOverlap="1" wp14:anchorId="383A5818" wp14:editId="20238534">
+            <wp:simplePos x="0" y="0"/>
+            <wp:positionH relativeFrom="column">
+              <wp:posOffset>-97705</wp:posOffset>
+            </wp:positionH>
+            <wp:positionV relativeFrom="paragraph">
+              <wp:posOffset>-66931</wp:posOffset>
+            </wp:positionV>
+            <wp:extent cx="4906060" cy="2934109"/>
+            <wp:effectExtent l="0" t="0" r="8890" b="0"/>
+            <wp:wrapTight wrapText="bothSides">
+              <wp:wrapPolygon edited="0">
+                <wp:start x="0" y="0"/>
+                <wp:lineTo x="0" y="21460"/>
+                <wp:lineTo x="21555" y="21460"/>
+                <wp:lineTo x="21555" y="0"/>
+                <wp:lineTo x="0" y="0"/>
+              </wp:wrapPolygon>
+            </wp:wrapTight>
+            <wp:docPr id="1707795111" name="Imagen 1"/>
+            <wp:cNvGraphicFramePr>
+              <a:graphicFrameLocks xmlns:a="http://schemas.openxmlformats.org/drawingml/2006/main" noChangeAspect="1"/>
+            </wp:cNvGraphicFramePr>
+            <a:graphic xmlns:a="http://schemas.openxmlformats.org/drawingml/2006/main">
+              <a:graphicData uri="http://schemas.openxmlformats.org/drawingml/2006/picture">
+                <pic:pic xmlns:pic="http://schemas.openxmlformats.org/drawingml/2006/picture">
+                  <pic:nvPicPr>
+                    <pic:cNvPr id="1707795111" name=""/>
+                    <pic:cNvPicPr/>
+                  </pic:nvPicPr>
+                  <pic:blipFill>
+                    <a:blip r:embed="rId26">
                       <a:extLst>
                         <a:ext uri="{28A0092B-C50C-407E-A947-70E740481C1C}">
                           <a14:useLocalDpi xmlns:a14="http://schemas.microsoft.com/office/drawing/2010/main" val="0"/>
@@ -1769,7 +3991,112 @@
                   <pic:spPr>
                     <a:xfrm>
                       <a:off x="0" y="0"/>
-                      <a:ext cx="6424295" cy="6400800"/>
+                      <a:ext cx="4906060" cy="2934109"/>
+                    </a:xfrm>
+                    <a:prstGeom prst="rect">
+                      <a:avLst/>
+                    </a:prstGeom>
+                  </pic:spPr>
+                </pic:pic>
+              </a:graphicData>
+            </a:graphic>
+          </wp:anchor>
+        </w:drawing>
+      </w:r>
+      <w:r>
+        <w:br w:type="page"/>
+      </w:r>
+    </w:p>
+    <w:p/>
+    <w:p>
+      <w:pPr>
+        <w:pStyle w:val="Ttulo2"/>
+      </w:pPr>
+      <w:r>
+        <w:t>Consume:</w:t>
+      </w:r>
+    </w:p>
+    <w:p>
+      <w:r>
+        <w:t xml:space="preserve">Consume es el </w:t>
+      </w:r>
+      <w:proofErr w:type="spellStart"/>
+      <w:r>
+        <w:t>mas</w:t>
+      </w:r>
+      <w:proofErr w:type="spellEnd"/>
+      <w:r>
+        <w:t xml:space="preserve"> importante ya que depende del </w:t>
+      </w:r>
+      <w:proofErr w:type="spellStart"/>
+      <w:r>
+        <w:t>parseo</w:t>
+      </w:r>
+      <w:proofErr w:type="spellEnd"/>
+      <w:r>
+        <w:t xml:space="preserve"> y como este estructurado el mismo, detecta si el token actual esta dentro del rango de tokens analizados, y en caso de que se obtenga el token esperado aumenta la posición del token actual y retorna el token, de lo contrario responderá con un error </w:t>
+      </w:r>
+      <w:proofErr w:type="spellStart"/>
+      <w:r>
+        <w:t>Sintactico</w:t>
+      </w:r>
+      <w:proofErr w:type="spellEnd"/>
+      <w:r>
+        <w:t>.</w:t>
+      </w:r>
+    </w:p>
+    <w:p>
+      <w:r>
+        <w:rPr>
+          <w:noProof/>
+        </w:rPr>
+        <w:drawing>
+          <wp:anchor distT="0" distB="0" distL="114300" distR="114300" simplePos="0" relativeHeight="251672576" behindDoc="1" locked="0" layoutInCell="1" allowOverlap="1" wp14:anchorId="4AFB88BC" wp14:editId="3B6510BA">
+            <wp:simplePos x="0" y="0"/>
+            <wp:positionH relativeFrom="column">
+              <wp:posOffset>-930275</wp:posOffset>
+            </wp:positionH>
+            <wp:positionV relativeFrom="paragraph">
+              <wp:posOffset>196149</wp:posOffset>
+            </wp:positionV>
+            <wp:extent cx="7359015" cy="2838450"/>
+            <wp:effectExtent l="0" t="0" r="0" b="0"/>
+            <wp:wrapTight wrapText="bothSides">
+              <wp:wrapPolygon edited="0">
+                <wp:start x="0" y="0"/>
+                <wp:lineTo x="0" y="21455"/>
+                <wp:lineTo x="21527" y="21455"/>
+                <wp:lineTo x="21527" y="0"/>
+                <wp:lineTo x="0" y="0"/>
+              </wp:wrapPolygon>
+            </wp:wrapTight>
+            <wp:docPr id="1843765774" name="Imagen 1"/>
+            <wp:cNvGraphicFramePr>
+              <a:graphicFrameLocks xmlns:a="http://schemas.openxmlformats.org/drawingml/2006/main" noChangeAspect="1"/>
+            </wp:cNvGraphicFramePr>
+            <a:graphic xmlns:a="http://schemas.openxmlformats.org/drawingml/2006/main">
+              <a:graphicData uri="http://schemas.openxmlformats.org/drawingml/2006/picture">
+                <pic:pic xmlns:pic="http://schemas.openxmlformats.org/drawingml/2006/picture">
+                  <pic:nvPicPr>
+                    <pic:cNvPr id="1843765774" name=""/>
+                    <pic:cNvPicPr/>
+                  </pic:nvPicPr>
+                  <pic:blipFill>
+                    <a:blip r:embed="rId27">
+                      <a:extLst>
+                        <a:ext uri="{28A0092B-C50C-407E-A947-70E740481C1C}">
+                          <a14:useLocalDpi xmlns:a14="http://schemas.microsoft.com/office/drawing/2010/main" val="0"/>
+                        </a:ext>
+                      </a:extLst>
+                    </a:blip>
+                    <a:stretch>
+                      <a:fillRect/>
+                    </a:stretch>
+                  </pic:blipFill>
+                  <pic:spPr>
+                    <a:xfrm>
+                      <a:off x="0" y="0"/>
+                      <a:ext cx="7359015" cy="2838450"/>
                     </a:xfrm>
                     <a:prstGeom prst="rect">
                       <a:avLst/>
@@ -1788,7 +4115,72 @@
         </w:drawing>
       </w:r>
       <w:r>
-        <w:br/>
+        <w:rPr>
+          <w:noProof/>
+        </w:rPr>
+        <w:drawing>
+          <wp:anchor distT="0" distB="0" distL="114300" distR="114300" simplePos="0" relativeHeight="251673600" behindDoc="1" locked="0" layoutInCell="1" allowOverlap="1" wp14:anchorId="4A1671E4" wp14:editId="05D13B87">
+            <wp:simplePos x="0" y="0"/>
+            <wp:positionH relativeFrom="column">
+              <wp:posOffset>379730</wp:posOffset>
+            </wp:positionH>
+            <wp:positionV relativeFrom="paragraph">
+              <wp:posOffset>3239316</wp:posOffset>
+            </wp:positionV>
+            <wp:extent cx="4984115" cy="3472815"/>
+            <wp:effectExtent l="0" t="0" r="6985" b="0"/>
+            <wp:wrapTight wrapText="bothSides">
+              <wp:wrapPolygon edited="0">
+                <wp:start x="0" y="0"/>
+                <wp:lineTo x="0" y="21446"/>
+                <wp:lineTo x="21548" y="21446"/>
+                <wp:lineTo x="21548" y="0"/>
+                <wp:lineTo x="0" y="0"/>
+              </wp:wrapPolygon>
+            </wp:wrapTight>
+            <wp:docPr id="1701479629" name="Imagen 1"/>
+            <wp:cNvGraphicFramePr>
+              <a:graphicFrameLocks xmlns:a="http://schemas.openxmlformats.org/drawingml/2006/main" noChangeAspect="1"/>
+            </wp:cNvGraphicFramePr>
+            <a:graphic xmlns:a="http://schemas.openxmlformats.org/drawingml/2006/main">
+              <a:graphicData uri="http://schemas.openxmlformats.org/drawingml/2006/picture">
+                <pic:pic xmlns:pic="http://schemas.openxmlformats.org/drawingml/2006/picture">
+                  <pic:nvPicPr>
+                    <pic:cNvPr id="1701479629" name=""/>
+                    <pic:cNvPicPr/>
+                  </pic:nvPicPr>
+                  <pic:blipFill>
+                    <a:blip r:embed="rId28">
+                      <a:extLst>
+                        <a:ext uri="{28A0092B-C50C-407E-A947-70E740481C1C}">
+                          <a14:useLocalDpi xmlns:a14="http://schemas.microsoft.com/office/drawing/2010/main" val="0"/>
+                        </a:ext>
+                      </a:extLst>
+                    </a:blip>
+                    <a:stretch>
+                      <a:fillRect/>
+                    </a:stretch>
+                  </pic:blipFill>
+                  <pic:spPr>
+                    <a:xfrm>
+                      <a:off x="0" y="0"/>
+                      <a:ext cx="4984115" cy="3472815"/>
+                    </a:xfrm>
+                    <a:prstGeom prst="rect">
+                      <a:avLst/>
+                    </a:prstGeom>
+                  </pic:spPr>
+                </pic:pic>
+              </a:graphicData>
+            </a:graphic>
+            <wp14:sizeRelH relativeFrom="margin">
+              <wp14:pctWidth>0</wp14:pctWidth>
+            </wp14:sizeRelH>
+            <wp14:sizeRelV relativeFrom="margin">
+              <wp14:pctHeight>0</wp14:pctHeight>
+            </wp14:sizeRelV>
+          </wp:anchor>
+        </w:drawing>
       </w:r>
     </w:p>
     <w:sectPr>
@@ -2437,7 +4829,7 @@
   <w:style w:type="paragraph" w:default="1" w:styleId="Normal">
     <w:name w:val="Normal"/>
     <w:qFormat/>
-    <w:rsid w:val="0058248F"/>
+    <w:rsid w:val="00825EBA"/>
   </w:style>
   <w:style w:type="paragraph" w:styleId="Ttulo1">
     <w:name w:val="heading 1"/>
@@ -2640,7 +5032,6 @@
   <w:style w:type="character" w:default="1" w:styleId="Fuentedeprrafopredeter">
     <w:name w:val="Default Paragraph Font"/>
     <w:uiPriority w:val="1"/>
-    <w:semiHidden/>
     <w:unhideWhenUsed/>
   </w:style>
   <w:style w:type="table" w:default="1" w:styleId="Tablanormal">
@@ -2997,6 +5388,36 @@
     <w:uiPriority w:val="99"/>
     <w:rsid w:val="00930616"/>
   </w:style>
+  <w:style w:type="paragraph" w:styleId="HTMLconformatoprevio">
+    <w:name w:val="HTML Preformatted"/>
+    <w:basedOn w:val="Normal"/>
+    <w:link w:val="HTMLconformatoprevioCar"/>
+    <w:uiPriority w:val="99"/>
+    <w:semiHidden/>
+    <w:unhideWhenUsed/>
+    <w:rsid w:val="00515098"/>
+    <w:pPr>
+      <w:spacing w:after="0" w:line="240" w:lineRule="auto"/>
+    </w:pPr>
+    <w:rPr>
+      <w:rFonts w:ascii="Consolas" w:hAnsi="Consolas"/>
+      <w:sz w:val="20"/>
+      <w:szCs w:val="20"/>
+    </w:rPr>
+  </w:style>
+  <w:style w:type="character" w:customStyle="1" w:styleId="HTMLconformatoprevioCar">
+    <w:name w:val="HTML con formato previo Car"/>
+    <w:basedOn w:val="Fuentedeprrafopredeter"/>
+    <w:link w:val="HTMLconformatoprevio"/>
+    <w:uiPriority w:val="99"/>
+    <w:semiHidden/>
+    <w:rsid w:val="00515098"/>
+    <w:rPr>
+      <w:rFonts w:ascii="Consolas" w:hAnsi="Consolas"/>
+      <w:sz w:val="20"/>
+      <w:szCs w:val="20"/>
+    </w:rPr>
+  </w:style>
 </w:styles>
 </file>
 
